--- a/droit social dcg/8- r mun ration.docx
+++ b/droit social dcg/8- r mun ration.docx
@@ -8,17 +8,26 @@
         <w:jc w:val="center"/>
       </w:pPr>
       <w:r>
-        <w:t>FICHE 8 : LA R�MUN�RATION</w:t>
+        <w:rPr>
+          <w:b/>
+          <w:color w:val="1F4E79"/>
+          <w:sz w:val="34"/>
+        </w:rPr>
+        <w:t>FICHE 8 : LA ReMUNeRATION</w:t>
       </w:r>
     </w:p>
-    <w:p/>
     <w:p/>
     <w:p>
       <w:pPr>
         <w:pStyle w:val="Heading2"/>
       </w:pPr>
       <w:r>
-        <w:t>LA FIXATION DU SALAIRE I �</w:t>
+        <w:rPr>
+          <w:b/>
+          <w:color w:val="2F5496"/>
+          <w:sz w:val="24"/>
+        </w:rPr>
+        <w:t>LA FIXATION DU SALAIRE I e</w:t>
       </w:r>
     </w:p>
     <w:p>
@@ -26,17 +35,32 @@
         <w:pStyle w:val="Heading2"/>
       </w:pPr>
       <w:r>
-        <w:t>LE PRINCIPE DE LIBERT� A �</w:t>
+        <w:rPr>
+          <w:b/>
+          <w:color w:val="006100"/>
+          <w:sz w:val="24"/>
+        </w:rPr>
+        <w:t>LE PRINCIPE DE LIBERTe A e</w:t>
       </w:r>
     </w:p>
     <w:p>
       <w:r>
-        <w:t>Par principe, la fixation du salaire rel�ve de la libert� contractuelle. Autrement dit, les parties d�terminent librement les</w:t>
+        <w:rPr>
+          <w:b w:val="0"/>
+          <w:color w:val="006100"/>
+          <w:sz w:val="22"/>
+        </w:rPr>
+        <w:t>Par principe, la fixation du salaire releve de la liberte contractuelle. Autrement dit, les parties d'terminent librement les</w:t>
       </w:r>
     </w:p>
     <w:p>
       <w:r>
-        <w:t>modalit�s et le montant de la r�mun�ration au moment de la conclusion du contrat de travail.</w:t>
+        <w:rPr>
+          <w:b w:val="0"/>
+          <w:color w:val="006100"/>
+          <w:sz w:val="22"/>
+        </w:rPr>
+        <w:t>modalites et le montant de la remuneration au moment de la conclusion du contrat de travail.</w:t>
       </w:r>
     </w:p>
     <w:p>
@@ -44,7 +68,12 @@
         <w:pStyle w:val="Heading2"/>
       </w:pPr>
       <w:r>
-        <w:t>LES LIMITES B �</w:t>
+        <w:rPr>
+          <w:b/>
+          <w:color w:val="2F5496"/>
+          <w:sz w:val="24"/>
+        </w:rPr>
+        <w:t>LES LIMITES B e</w:t>
       </w:r>
     </w:p>
     <w:p>
@@ -52,32 +81,62 @@
         <w:pStyle w:val="Heading2"/>
       </w:pPr>
       <w:r>
+        <w:rPr>
+          <w:b/>
+          <w:color w:val="2F5496"/>
+          <w:sz w:val="24"/>
+        </w:rPr>
         <w:t>LES MINIMA CONVENTIONNELS</w:t>
       </w:r>
     </w:p>
     <w:p>
       <w:r>
+        <w:rPr>
+          <w:b w:val="0"/>
+          <w:color w:val="000000"/>
+          <w:sz w:val="22"/>
+        </w:rPr>
         <w:t>?</w:t>
       </w:r>
     </w:p>
     <w:p>
       <w:r>
-        <w:t>Les employeurs soumis � une convention ou un accord collectifs doivent observer les taux minima de salaires fix�s par</w:t>
+        <w:rPr>
+          <w:b w:val="0"/>
+          <w:color w:val="000000"/>
+          <w:sz w:val="22"/>
+        </w:rPr>
+        <w:t>Les employeurs soumis e une convention ou un accord collectifs doivent observer les taux minima de salaires fixes par</w:t>
       </w:r>
     </w:p>
     <w:p>
       <w:r>
-        <w:t>l�accord en fonction de la classification du salari� dans l��chelle des r�mun�rations. En outre la loi impose une</w:t>
+        <w:rPr>
+          <w:b w:val="0"/>
+          <w:color w:val="000000"/>
+          <w:sz w:val="22"/>
+        </w:rPr>
+        <w:t>l'accord en fonction de la classification du salarie dans l'echelle des remunerations. En outre la loi impose une</w:t>
       </w:r>
     </w:p>
     <w:p>
       <w:r>
-        <w:t>n�gociation annuelle sur les salaires entre les partenaires sociaux. Les minima �tablis s�imposent � l�employeur sous</w:t>
+        <w:rPr>
+          <w:b w:val="0"/>
+          <w:color w:val="000000"/>
+          <w:sz w:val="22"/>
+        </w:rPr>
+        <w:t>n'gociation annuelle sur les salaires entre les partenaires sociaux. Les minima etablis s'imposent e l'employeur sous</w:t>
       </w:r>
     </w:p>
     <w:p>
       <w:r>
-        <w:t>peine de sanctions p�nales.</w:t>
+        <w:rPr>
+          <w:b w:val="0"/>
+          <w:color w:val="000000"/>
+          <w:sz w:val="22"/>
+        </w:rPr>
+        <w:t>peine de sanctions penales.</w:t>
       </w:r>
     </w:p>
     <w:p>
@@ -85,52 +144,102 @@
         <w:pStyle w:val="Heading2"/>
       </w:pPr>
       <w:r>
+        <w:rPr>
+          <w:b/>
+          <w:color w:val="2F5496"/>
+          <w:sz w:val="24"/>
+        </w:rPr>
         <w:t>LE SMIC</w:t>
       </w:r>
     </w:p>
     <w:p>
       <w:r>
+        <w:rPr>
+          <w:b w:val="0"/>
+          <w:color w:val="000000"/>
+          <w:sz w:val="22"/>
+        </w:rPr>
         <w:t>?</w:t>
       </w:r>
     </w:p>
     <w:p>
       <w:r>
-        <w:t>Le salaire minimum de croissance (SMIC) correspond � la r�mun�ration horaire minimale en dessous de laquelle il est</w:t>
+        <w:rPr>
+          <w:b w:val="0"/>
+          <w:color w:val="000000"/>
+          <w:sz w:val="22"/>
+        </w:rPr>
+        <w:t>Le salaire minimum de croissance (SMIC) correspond e la remuneration horaire minimale en dessous de laquelle il est</w:t>
       </w:r>
     </w:p>
     <w:p>
       <w:r>
-        <w:t>interdit de r�mun�rer un salari� (Cass. crim. 15 f�vrier 2011 et 27 juin 2014), sauf exceptions. La violation de cette</w:t>
+        <w:rPr>
+          <w:b w:val="0"/>
+          <w:color w:val="000000"/>
+          <w:sz w:val="22"/>
+        </w:rPr>
+        <w:t>interdit de remunerer un salarie (Cass. crim. 15 fevrier 2011 et 27 juin 2014), sauf exceptions. La violation de cette</w:t>
       </w:r>
     </w:p>
     <w:p>
       <w:r>
+        <w:rPr>
+          <w:b w:val="0"/>
+          <w:color w:val="000000"/>
+          <w:sz w:val="22"/>
+        </w:rPr>
         <w:t>obligation constitue une contravention de 5</w:t>
       </w:r>
     </w:p>
     <w:p>
       <w:r>
+        <w:rPr>
+          <w:b w:val="0"/>
+          <w:color w:val="000000"/>
+          <w:sz w:val="22"/>
+        </w:rPr>
         <w:t>e</w:t>
       </w:r>
     </w:p>
     <w:p>
       <w:r>
-        <w:t>classe r�prim�e par une peine d�amende de 1 500 euros par salari�</w:t>
+        <w:rPr>
+          <w:b w:val="0"/>
+          <w:color w:val="000000"/>
+          <w:sz w:val="22"/>
+        </w:rPr>
+        <w:t>classe reprimee par une peine d'amende de 1 500 euros par salarie</w:t>
       </w:r>
     </w:p>
     <w:p>
       <w:r>
-        <w:t>(en ce sens voir les arr�ts tr�s int�ressants de la Cour de cassation du 20 janviers 2021 et 15 f�vrier 2011). Le SMIC</w:t>
+        <w:rPr>
+          <w:b w:val="0"/>
+          <w:color w:val="000000"/>
+          <w:sz w:val="22"/>
+        </w:rPr>
+        <w:t>(en ce sens voir les arrets tres interessants de la Cour de cassation du 20 janviers 2021 et 15 fevrier 2011). Le SMIC</w:t>
       </w:r>
     </w:p>
     <w:p>
       <w:r>
-        <w:t>assure aux salari�s une garantie de leur pouvoir d�achat et une participation au d�veloppement �conomique de la nation.</w:t>
+        <w:rPr>
+          <w:b w:val="0"/>
+          <w:color w:val="000000"/>
+          <w:sz w:val="22"/>
+        </w:rPr>
+        <w:t>assure aux salaries une garantie de leur pouvoir d'achat et une participation au d'veloppement economique de la nation.</w:t>
       </w:r>
     </w:p>
     <w:p>
       <w:r>
-        <w:t>Il s�applique � l�ensemble des salari�s du secteur priv� �g�s de 18 ans au moins.</w:t>
+        <w:rPr>
+          <w:b w:val="0"/>
+          <w:color w:val="000000"/>
+          <w:sz w:val="22"/>
+        </w:rPr>
+        <w:t>Il s'applique e l'ensemble des salaries du secteur prive eges de 18 ans au moins.</w:t>
       </w:r>
     </w:p>
     <w:p>
@@ -138,82 +247,156 @@
         <w:pStyle w:val="Heading2"/>
       </w:pPr>
       <w:r>
-        <w:t>L�INTERDICTION DES DISCRIMINATIONS</w:t>
+        <w:rPr>
+          <w:b/>
+          <w:color w:val="2F5496"/>
+          <w:sz w:val="24"/>
+        </w:rPr>
+        <w:t>L'INTERDICTION DES DISCRIMINATIONS</w:t>
       </w:r>
     </w:p>
     <w:p>
       <w:r>
+        <w:rPr>
+          <w:b w:val="0"/>
+          <w:color w:val="000000"/>
+          <w:sz w:val="22"/>
+        </w:rPr>
         <w:t>?</w:t>
       </w:r>
     </w:p>
     <w:p>
       <w:r>
-        <w:t>Toute forme de discrimination (syndicale notamment ou � raison du sexe�) est strictement interdite et ne peut servir</w:t>
+        <w:rPr>
+          <w:b w:val="0"/>
+          <w:color w:val="000000"/>
+          <w:sz w:val="22"/>
+        </w:rPr>
+        <w:t>Toute forme de discrimination (syndicale notamment ou e raison du sexee) est strictement interdite et ne peut servir</w:t>
       </w:r>
     </w:p>
     <w:p>
       <w:r>
-        <w:t>d��l�ment de fixation du salaire. Le l�gislateur a �rig� en principe l��galit� de r�mun�ration entre les femmes et les</w:t>
+        <w:rPr>
+          <w:b w:val="0"/>
+          <w:color w:val="000000"/>
+          <w:sz w:val="22"/>
+        </w:rPr>
+        <w:t>d'el'ment de fixation du salaire. Le l'gislateur a erige en principe l'egalite de remuneration entre les femmes et les</w:t>
       </w:r>
     </w:p>
     <w:p>
       <w:r>
-        <w:t>hommes pour un m�me travail ou un travail de valeur �gale.</w:t>
+        <w:rPr>
+          <w:b w:val="0"/>
+          <w:color w:val="000000"/>
+          <w:sz w:val="22"/>
+        </w:rPr>
+        <w:t>hommes pour un m'me travail ou un travail de valeur egale.</w:t>
       </w:r>
     </w:p>
     <w:p>
       <w:r>
-        <w:t>La loi Avenir professionnel, dont les d�crets d�application sont aujourd�hui parus, fixe de nouvelles obligations aux</w:t>
+        <w:rPr>
+          <w:b w:val="0"/>
+          <w:color w:val="000000"/>
+          <w:sz w:val="22"/>
+        </w:rPr>
+        <w:t>La loi Avenir professionnel, dont les d'crets d'application sont aujourdehui parus, fixe de nouvelles obligations aux</w:t>
       </w:r>
     </w:p>
     <w:p>
       <w:r>
-        <w:t>entreprises en fonction de leur effectif. Elles devront publier chaque ann�e des indicateurs relatifs aux �carts de</w:t>
+        <w:rPr>
+          <w:b w:val="0"/>
+          <w:color w:val="000000"/>
+          <w:sz w:val="22"/>
+        </w:rPr>
+        <w:t>entreprises en fonction de leur effectif. Elles devront publier chaque annee des indicateurs relatifs aux ecarts de</w:t>
       </w:r>
     </w:p>
     <w:p>
       <w:r>
-        <w:t>r�mun�ration entre les femmes et les hommes et pr�ciser les actions � mettre ou mises en �uvre pour les supprimer.</w:t>
+        <w:rPr>
+          <w:b w:val="0"/>
+          <w:color w:val="000000"/>
+          <w:sz w:val="22"/>
+        </w:rPr>
+        <w:t>remuneration entre les femmes et les hommes et preciser les actions e mettre ou mises en euvre pour les supprimer.</w:t>
       </w:r>
     </w:p>
     <w:p>
       <w:r>
-        <w:t>Par ailleurs, en vertu du principe � � travail �gal, salaire �gal �, tous les salari�s doivent percevoir une</w:t>
+        <w:rPr>
+          <w:b w:val="0"/>
+          <w:color w:val="000000"/>
+          <w:sz w:val="22"/>
+        </w:rPr>
+        <w:t>Par ailleurs, en vertu du principe e e travail egal, salaire egal e, tous les salaries doivent percevoir une</w:t>
       </w:r>
     </w:p>
     <w:p>
       <w:r>
-        <w:t>r�mun�ration identique d�s lors que le travail qu�ils accomplissent est le m�me (art. 3121-4 C. trav.). Si le Code du</w:t>
+        <w:rPr>
+          <w:b w:val="0"/>
+          <w:color w:val="000000"/>
+          <w:sz w:val="22"/>
+        </w:rPr>
+        <w:t>remuneration identique d's lors que le travail qu'ils accomplissent est le m'me (art. 3121-4 C. trav.). Si le Code du</w:t>
       </w:r>
     </w:p>
     <w:p>
       <w:r>
-        <w:t>travail donne dans l�article pr�cit� des �l�ments d�appr�ciation d�un travail �gal, le contentieux reste important</w:t>
+        <w:rPr>
+          <w:b w:val="0"/>
+          <w:color w:val="000000"/>
+          <w:sz w:val="22"/>
+        </w:rPr>
+        <w:t>travail donne dans l'article precite des el'ments d'appreciation d'un travail egal, le contentieux reste important</w:t>
       </w:r>
     </w:p>
     <w:p>
       <w:r>
-        <w:t>(cf. jurisrpudence) et seuls des �l�ment dits objectifs permettent de justifier une diff�rence de r�mun�ration</w:t>
+        <w:rPr>
+          <w:b w:val="0"/>
+          <w:color w:val="000000"/>
+          <w:sz w:val="22"/>
+        </w:rPr>
+        <w:t>(cf. jurisrpudence) et seuls des el'ment dits objectifs permettent de justifier une difference de remuneration</w:t>
       </w:r>
     </w:p>
-    <w:p/>
     <w:p/>
     <w:p>
       <w:pPr>
         <w:pStyle w:val="Heading2"/>
       </w:pPr>
       <w:r>
-        <w:t>II � LES ELEMENTS DU SALAIRE</w:t>
+        <w:rPr>
+          <w:b/>
+          <w:color w:val="2F5496"/>
+          <w:sz w:val="24"/>
+        </w:rPr>
+        <w:t>II e LES ELEMENTS DU SALAIRE</w:t>
       </w:r>
     </w:p>
     <w:p>
       <w:r>
-        <w:t>Le salaire de base comprend le salaire pour les prestations habituelles et la r�mun�ration des heures suppl�mentaires. Il</w:t>
+        <w:rPr>
+          <w:b w:val="0"/>
+          <w:color w:val="000000"/>
+          <w:sz w:val="22"/>
+        </w:rPr>
+        <w:t>Le salaire de base comprend le salaire pour les prestations habituelles et la remuneration des heures supplementaires. Il</w:t>
       </w:r>
     </w:p>
     <w:p>
       <w:r>
-        <w:t>constitue la part fixe de la r�mun�ration du salari�. D�autres �l�ments de r�mun�ration peuvent venir le compl�ter.</w:t>
+        <w:rPr>
+          <w:b w:val="0"/>
+          <w:color w:val="000000"/>
+          <w:sz w:val="22"/>
+        </w:rPr>
+        <w:t>constitue la part fixe de la remuneration du salarie. D'autres el'ments de remuneration peuvent venir le completer.</w:t>
       </w:r>
     </w:p>
     <w:p>
@@ -221,12 +404,22 @@
         <w:pStyle w:val="Heading2"/>
       </w:pPr>
       <w:r>
-        <w:t>LE CALCUL DU SALAIRE DE BASE A �</w:t>
+        <w:rPr>
+          <w:b/>
+          <w:color w:val="2F5496"/>
+          <w:sz w:val="24"/>
+        </w:rPr>
+        <w:t>LE CALCUL DU SALAIRE DE BASE A e</w:t>
       </w:r>
     </w:p>
     <w:p>
       <w:r>
-        <w:t>Il peut �tre calcul� selon les modalit�s suivantes :</w:t>
+        <w:rPr>
+          <w:b w:val="0"/>
+          <w:color w:val="000000"/>
+          <w:sz w:val="22"/>
+        </w:rPr>
+        <w:t>Il peut etre calcule selon les modalites suivantes :</w:t>
       </w:r>
     </w:p>
     <w:p>
@@ -234,26 +427,51 @@
         <w:pStyle w:val="Heading2"/>
       </w:pPr>
       <w:r>
+        <w:rPr>
+          <w:b/>
+          <w:color w:val="2F5496"/>
+          <w:sz w:val="24"/>
+        </w:rPr>
         <w:t>LE SALAIRE AU TEMPS</w:t>
       </w:r>
     </w:p>
     <w:p>
       <w:r>
+        <w:rPr>
+          <w:b w:val="0"/>
+          <w:color w:val="000000"/>
+          <w:sz w:val="22"/>
+        </w:rPr>
         <w:t>?</w:t>
       </w:r>
     </w:p>
     <w:p>
       <w:r>
-        <w:t>� l�heure ou au mois, la r�mun�ration d�pend du temps de travail effectivement r�alis�. � noter que la mensualisation</w:t>
+        <w:rPr>
+          <w:b w:val="0"/>
+          <w:color w:val="000000"/>
+          <w:sz w:val="22"/>
+        </w:rPr>
+        <w:t>e l'heure ou au mois, la remuneration d'pend du temps de travail effectivement realise. e noter que la mensualisation</w:t>
       </w:r>
     </w:p>
     <w:p>
       <w:r>
-        <w:t>correspond � une dur�e de 151,67 heures de travail pour une dur�e de 35 heures par semaine ind�pendamment du</w:t>
+        <w:rPr>
+          <w:b w:val="0"/>
+          <w:color w:val="000000"/>
+          <w:sz w:val="22"/>
+        </w:rPr>
+        <w:t>correspond e une duree de 151,67 heures de travail pour une duree de 35 heures par semaine independamment du</w:t>
       </w:r>
     </w:p>
     <w:p>
       <w:r>
+        <w:rPr>
+          <w:b w:val="0"/>
+          <w:color w:val="000000"/>
+          <w:sz w:val="22"/>
+        </w:rPr>
         <w:t>nombre de jours de travail effectifs dans le mois.</w:t>
       </w:r>
     </w:p>
@@ -262,17 +480,32 @@
         <w:pStyle w:val="Heading2"/>
       </w:pPr>
       <w:r>
+        <w:rPr>
+          <w:b/>
+          <w:color w:val="2F5496"/>
+          <w:sz w:val="24"/>
+        </w:rPr>
         <w:t>LE SALAIRE AU RENDEMENT</w:t>
       </w:r>
     </w:p>
     <w:p>
       <w:r>
+        <w:rPr>
+          <w:b w:val="0"/>
+          <w:color w:val="000000"/>
+          <w:sz w:val="22"/>
+        </w:rPr>
         <w:t>?</w:t>
       </w:r>
     </w:p>
     <w:p>
       <w:r>
-        <w:t>La r�mun�ration est fonction de la production r�alis�e par le salari�. R�mun�ration � la pi�ce par exemple.</w:t>
+        <w:rPr>
+          <w:b w:val="0"/>
+          <w:color w:val="000000"/>
+          <w:sz w:val="22"/>
+        </w:rPr>
+        <w:t>La remuneration est fonction de la production realisee par le salarie. Remuneration e la piece par exemple.</w:t>
       </w:r>
     </w:p>
     <w:p>
@@ -280,22 +513,42 @@
         <w:pStyle w:val="Heading2"/>
       </w:pPr>
       <w:r>
+        <w:rPr>
+          <w:b/>
+          <w:color w:val="2F5496"/>
+          <w:sz w:val="24"/>
+        </w:rPr>
         <w:t>LE SALAIRE AU POURCENTAGE</w:t>
       </w:r>
     </w:p>
     <w:p>
       <w:r>
+        <w:rPr>
+          <w:b w:val="0"/>
+          <w:color w:val="000000"/>
+          <w:sz w:val="22"/>
+        </w:rPr>
         <w:t>?</w:t>
       </w:r>
     </w:p>
     <w:p>
       <w:r>
-        <w:t>La r�mun�ration est un pourcentage pris sur le chiffre d�affaires ou sur chaque op�ration r�alis�e par le salari�. En toute</w:t>
+        <w:rPr>
+          <w:b w:val="0"/>
+          <w:color w:val="000000"/>
+          <w:sz w:val="22"/>
+        </w:rPr>
+        <w:t>La remuneration est un pourcentage pris sur le chiffre d'affaires ou sur chaque operation realisee par le salarie. En toute</w:t>
       </w:r>
     </w:p>
     <w:p>
       <w:r>
-        <w:t>hypoth�se cette r�mun�ration ne peut avoir pour cons�quence de servir une r�mun�ration inf�rieure au minimum l�gal.</w:t>
+        <w:rPr>
+          <w:b w:val="0"/>
+          <w:color w:val="000000"/>
+          <w:sz w:val="22"/>
+        </w:rPr>
+        <w:t>hypothese cette remuneration ne peut avoir pour consequence de servir une remuneration inferieure au minimum l'gal.</w:t>
       </w:r>
     </w:p>
     <w:p>
@@ -303,46 +556,91 @@
         <w:pStyle w:val="Heading2"/>
       </w:pPr>
       <w:r>
+        <w:rPr>
+          <w:b/>
+          <w:color w:val="2F5496"/>
+          <w:sz w:val="24"/>
+        </w:rPr>
         <w:t>LE FORFAIT</w:t>
       </w:r>
     </w:p>
     <w:p>
       <w:r>
+        <w:rPr>
+          <w:b w:val="0"/>
+          <w:color w:val="000000"/>
+          <w:sz w:val="22"/>
+        </w:rPr>
         <w:t>?</w:t>
       </w:r>
     </w:p>
     <w:p>
       <w:r>
-        <w:t>Les cadres et salari�s autonomes (cf. Fiche 7) mais b�n�ficiant de cette qualit� au sens des conventions collectives de</w:t>
+        <w:rPr>
+          <w:b w:val="0"/>
+          <w:color w:val="000000"/>
+          <w:sz w:val="22"/>
+        </w:rPr>
+        <w:t>Les cadres et salaries autonomes (cf. Fiche 7) mais ben'ficiant de cette qualite au sens des conventions collectives de</w:t>
       </w:r>
     </w:p>
     <w:p>
       <w:r>
-        <w:t>branche peuvent conclure des conventions individuelles de forfait qui peuvent �tre �tablies sur une base hebdomadaire,</w:t>
+        <w:rPr>
+          <w:b w:val="0"/>
+          <w:color w:val="000000"/>
+          <w:sz w:val="22"/>
+        </w:rPr>
+        <w:t>branche peuvent conclure des conventions individuelles de forfait qui peuvent etre etablies sur une base hebdomadaire,</w:t>
       </w:r>
     </w:p>
     <w:p>
       <w:r>
-        <w:t>mensuelle ou annuelle. Ces conventions fixent par avance et selon la modalit� retenue, la dur�e du travail.</w:t>
+        <w:rPr>
+          <w:b w:val="0"/>
+          <w:color w:val="000000"/>
+          <w:sz w:val="22"/>
+        </w:rPr>
+        <w:t>mensuelle ou annuelle. Ces conventions fixent par avance et selon la modalite retenue, la duree du travail.</w:t>
       </w:r>
     </w:p>
     <w:p>
       <w:r>
+        <w:rPr>
+          <w:b w:val="0"/>
+          <w:color w:val="000000"/>
+          <w:sz w:val="22"/>
+        </w:rPr>
         <w:t>38</w:t>
       </w:r>
     </w:p>
     <w:p>
       <w:r>
-        <w:t>�ditions Corroy � 4 rue de Villars, 42000 Saint-�tienne � 04 77 79 92 46 � infos@editions-corroy.fr</w:t>
+        <w:rPr>
+          <w:b w:val="0"/>
+          <w:color w:val="000000"/>
+          <w:sz w:val="22"/>
+        </w:rPr>
+        <w:t>editions Corroy e 4 rue de Villars, 42000 Saint-etienne e 04 77 79 92 46 e infos@editions-corroy.fr</w:t>
       </w:r>
     </w:p>
     <w:p>
       <w:r>
-        <w:t>COLLECTION DCG UE 3 � Droit social - Fiches de cours</w:t>
+        <w:rPr>
+          <w:b w:val="0"/>
+          <w:color w:val="000000"/>
+          <w:sz w:val="22"/>
+        </w:rPr>
+        <w:t>COLLECTION DCG UE 3 e Droit social - Fiches de cours</w:t>
       </w:r>
     </w:p>
     <w:p>
       <w:r>
+        <w:rPr>
+          <w:b w:val="0"/>
+          <w:color w:val="000000"/>
+          <w:sz w:val="22"/>
+        </w:rPr>
         <w:t>DCGUE3F.qxp_DCGUE3F 24/07/2025 10:26 Page 38</w:t>
       </w:r>
     </w:p>
@@ -351,12 +649,22 @@
         <w:pStyle w:val="Heading2"/>
       </w:pPr>
       <w:r>
-        <w:t>LES COMPL�MENTS DU SALAIRE B �</w:t>
+        <w:rPr>
+          <w:b/>
+          <w:color w:val="2F5496"/>
+          <w:sz w:val="24"/>
+        </w:rPr>
+        <w:t>LES COMPLeMENTS DU SALAIRE B e</w:t>
       </w:r>
     </w:p>
     <w:p>
       <w:r>
-        <w:t>Ils ont la qualit� de salaire et sont de natures diverses. On distingue g�n�ralement :</w:t>
+        <w:rPr>
+          <w:b w:val="0"/>
+          <w:color w:val="000000"/>
+          <w:sz w:val="22"/>
+        </w:rPr>
+        <w:t>Ils ont la qualite de salaire et sont de natures diverses. On distingue gen'ralement :</w:t>
       </w:r>
     </w:p>
     <w:p>
@@ -364,32 +672,62 @@
         <w:pStyle w:val="Heading2"/>
       </w:pPr>
       <w:r>
+        <w:rPr>
+          <w:b/>
+          <w:color w:val="2F5496"/>
+          <w:sz w:val="24"/>
+        </w:rPr>
         <w:t>LES PRIMES</w:t>
       </w:r>
     </w:p>
     <w:p>
       <w:r>
+        <w:rPr>
+          <w:b w:val="0"/>
+          <w:color w:val="000000"/>
+          <w:sz w:val="22"/>
+        </w:rPr>
         <w:t>?</w:t>
       </w:r>
     </w:p>
     <w:p>
       <w:r>
-        <w:t>Elles ont un caract�re obligatoire si elles sont pr�vues par la convention collective, le contrat de travail ou si elles</w:t>
+        <w:rPr>
+          <w:b w:val="0"/>
+          <w:color w:val="000000"/>
+          <w:sz w:val="22"/>
+        </w:rPr>
+        <w:t>Elles ont un caractere obligatoire si elles sont prevues par la convention collective, le contrat de travail ou si elles</w:t>
       </w:r>
     </w:p>
     <w:p>
       <w:r>
-        <w:t>r�sultent d�un usage de l�entreprise. Elles peuvent �tre accord�es en fonctions des qualit�s personnelles du salari�</w:t>
+        <w:rPr>
+          <w:b w:val="0"/>
+          <w:color w:val="000000"/>
+          <w:sz w:val="22"/>
+        </w:rPr>
+        <w:t>resultent d'un usage de l'entreprise. Elles peuvent etre accordees en fonctions des qualites personnelles du salarie</w:t>
       </w:r>
     </w:p>
     <w:p>
       <w:r>
-        <w:t>(primes d�assiduit�, primes d�objectifs, d�anciennet�) ou de conditions de travail sp�cifiques (primes de hauteur,</w:t>
+        <w:rPr>
+          <w:b w:val="0"/>
+          <w:color w:val="000000"/>
+          <w:sz w:val="22"/>
+        </w:rPr>
+        <w:t>(primes d'assiduite, primes d'objectifs, d'anciennete) ou de conditions de travail specifiques (primes de hauteur,</w:t>
       </w:r>
     </w:p>
     <w:p>
       <w:r>
-        <w:t>primes de danger, primes de responsabilit� de caisse).</w:t>
+        <w:rPr>
+          <w:b w:val="0"/>
+          <w:color w:val="000000"/>
+          <w:sz w:val="22"/>
+        </w:rPr>
+        <w:t>primes de danger, primes de responsabilite de caisse).</w:t>
       </w:r>
     </w:p>
     <w:p>
@@ -397,27 +735,52 @@
         <w:pStyle w:val="Heading2"/>
       </w:pPr>
       <w:r>
+        <w:rPr>
+          <w:b/>
+          <w:color w:val="2F5496"/>
+          <w:sz w:val="24"/>
+        </w:rPr>
         <w:t>LES AVANTAGES EN NATURE</w:t>
       </w:r>
     </w:p>
     <w:p>
       <w:r>
+        <w:rPr>
+          <w:b w:val="0"/>
+          <w:color w:val="000000"/>
+          <w:sz w:val="22"/>
+        </w:rPr>
         <w:t>?</w:t>
       </w:r>
     </w:p>
     <w:p>
       <w:r>
-        <w:t>Est un avantage en nature toute prestation ou fourniture apport�e par l�employeur au salari� permettant � ce dernier</w:t>
+        <w:rPr>
+          <w:b w:val="0"/>
+          <w:color w:val="000000"/>
+          <w:sz w:val="22"/>
+        </w:rPr>
+        <w:t>Est un avantage en nature toute prestation ou fourniture apportee par l'employeur au salarie permettant e ce dernier</w:t>
       </w:r>
     </w:p>
     <w:p>
       <w:r>
-        <w:t>d��viter une d�pense qu�il aurait d� supporter. L�avantage en nature est un �l�ment du salaire qui participe � la</w:t>
+        <w:rPr>
+          <w:b w:val="0"/>
+          <w:color w:val="000000"/>
+          <w:sz w:val="22"/>
+        </w:rPr>
+        <w:t>d'eviter une d'pense qu'il aurait d' supporter. L'avantage en nature est un el'ment du salaire qui participe e la</w:t>
       </w:r>
     </w:p>
     <w:p>
       <w:r>
-        <w:t>r�mun�ration du salari�.</w:t>
+        <w:rPr>
+          <w:b w:val="0"/>
+          <w:color w:val="000000"/>
+          <w:sz w:val="22"/>
+        </w:rPr>
+        <w:t>remuneration du salarie.</w:t>
       </w:r>
     </w:p>
     <w:p>
@@ -425,7 +788,12 @@
         <w:pStyle w:val="Heading2"/>
       </w:pPr>
       <w:r>
-        <w:t>LE PAIEMENT DU SALAIRE III �</w:t>
+        <w:rPr>
+          <w:b/>
+          <w:color w:val="2F5496"/>
+          <w:sz w:val="24"/>
+        </w:rPr>
+        <w:t>LE PAIEMENT DU SALAIRE III e</w:t>
       </w:r>
     </w:p>
     <w:p>
@@ -433,26 +801,51 @@
         <w:pStyle w:val="Heading2"/>
       </w:pPr>
       <w:r>
-        <w:t>P�RIODICIT� DU PAIEMENT A �</w:t>
+        <w:rPr>
+          <w:b/>
+          <w:color w:val="2F5496"/>
+          <w:sz w:val="24"/>
+        </w:rPr>
+        <w:t>PeRIODICITe DU PAIEMENT A e</w:t>
       </w:r>
     </w:p>
     <w:p>
       <w:r>
-        <w:t>Depuis l�accord de mensualisation du 10/12/1977 et la loi du 19-01-1978, le paiement mensuel est la r�gle pour l�ensemble</w:t>
+        <w:rPr>
+          <w:b w:val="0"/>
+          <w:color w:val="000000"/>
+          <w:sz w:val="22"/>
+        </w:rPr>
+        <w:t>Depuis l'accord de mensualisation du 10/12/1977 et la loi du 19-01-1978, le paiement mensuel est la regle pour l'ensemble</w:t>
       </w:r>
     </w:p>
     <w:p>
       <w:r>
-        <w:t>des salari�s (art.L 3242-1 C. trav.), � l�exception notamment des int�rimaires, des travailleurs saisonniers ou � domicile.</w:t>
+        <w:rPr>
+          <w:b w:val="0"/>
+          <w:color w:val="000000"/>
+          <w:sz w:val="22"/>
+        </w:rPr>
+        <w:t>des salaries (art.L 3242-1 C. trav.), e l'exception notamment des interimaires, des travailleurs saisonniers ou e domicile.</w:t>
       </w:r>
     </w:p>
     <w:p>
       <w:r>
-        <w:t>Pour d�autres cat�gories de salari�s, le paiement peut se faire � la quinzaine (salari�s non mensualis�s) ou tous les 3 mois</w:t>
+        <w:rPr>
+          <w:b w:val="0"/>
+          <w:color w:val="000000"/>
+          <w:sz w:val="22"/>
+        </w:rPr>
+        <w:t>Pour d'autres categories de salaries, le paiement peut se faire e la quinzaine (salaries non mensualises) ou tous les 3 mois</w:t>
       </w:r>
     </w:p>
     <w:p>
       <w:r>
+        <w:rPr>
+          <w:b w:val="0"/>
+          <w:color w:val="000000"/>
+          <w:sz w:val="22"/>
+        </w:rPr>
         <w:t>(pour les VRP).</w:t>
       </w:r>
     </w:p>
@@ -461,11 +854,21 @@
         <w:pStyle w:val="Heading2"/>
       </w:pPr>
       <w:r>
-        <w:t>MODALIT�S DU PAIEMENT B �</w:t>
+        <w:rPr>
+          <w:b/>
+          <w:color w:val="2F5496"/>
+          <w:sz w:val="24"/>
+        </w:rPr>
+        <w:t>MODALITeS DU PAIEMENT B e</w:t>
       </w:r>
     </w:p>
     <w:p>
       <w:r>
+        <w:rPr>
+          <w:b w:val="0"/>
+          <w:color w:val="000000"/>
+          <w:sz w:val="22"/>
+        </w:rPr>
         <w:t>Le paiement peut se faire soit</w:t>
       </w:r>
     </w:p>
@@ -474,7 +877,12 @@
         <w:pStyle w:val="ListBullet"/>
       </w:pPr>
       <w:r>
-        <w:t>en monnaie m�tallique ou fiduciaire ; -</w:t>
+        <w:rPr>
+          <w:b w:val="0"/>
+          <w:color w:val="000000"/>
+          <w:sz w:val="22"/>
+        </w:rPr>
+        <w:t>en monnaie m'tallique ou fiduciaire ;</w:t>
       </w:r>
     </w:p>
     <w:p>
@@ -482,7 +890,12 @@
         <w:pStyle w:val="ListBullet"/>
       </w:pPr>
       <w:r>
-        <w:t>par ch�que barr� ; -</w:t>
+        <w:rPr>
+          <w:b w:val="0"/>
+          <w:color w:val="000000"/>
+          <w:sz w:val="22"/>
+        </w:rPr>
+        <w:t>par cheque barre ;</w:t>
       </w:r>
     </w:p>
     <w:p>
@@ -490,22 +903,42 @@
         <w:pStyle w:val="ListBullet"/>
       </w:pPr>
       <w:r>
-        <w:t>par virement postal ou bancaire. -</w:t>
+        <w:rPr>
+          <w:b w:val="0"/>
+          <w:color w:val="000000"/>
+          <w:sz w:val="22"/>
+        </w:rPr>
+        <w:t>par virement postal ou bancaire.</w:t>
       </w:r>
     </w:p>
     <w:p>
       <w:r>
-        <w:t>Ces deux derniers modes sont obligatoires pour tout salaire dont le montant est sup�rieur � 1500,00 euros.</w:t>
+        <w:rPr>
+          <w:b w:val="0"/>
+          <w:color w:val="000000"/>
+          <w:sz w:val="22"/>
+        </w:rPr>
+        <w:t>Ces deux derniers modes sont obligatoires pour tout salaire dont le montant est superieur e 1500,00 euros.</w:t>
       </w:r>
     </w:p>
     <w:p>
       <w:r>
-        <w:t>L�employeur qui ne satisferait pas aux obligations de p�riodicit� encourt notamment des sanctions p�nales sans �tein-</w:t>
+        <w:rPr>
+          <w:b w:val="0"/>
+          <w:color w:val="000000"/>
+          <w:sz w:val="22"/>
+        </w:rPr>
+        <w:t>L'employeur qui ne satisferait pas aux obligations de periodicite encourt notamment des sanctions penales sans etein-</w:t>
       </w:r>
     </w:p>
     <w:p>
       <w:r>
-        <w:t>dre la possibilit� pour le salari� de solliciter des int�r�ts de retard voire des dommages-int�r�ts.</w:t>
+        <w:rPr>
+          <w:b w:val="0"/>
+          <w:color w:val="000000"/>
+          <w:sz w:val="22"/>
+        </w:rPr>
+        <w:t>dre la possibilite pour le salarie de solliciter des interets de retard voire des dommages-interets.</w:t>
       </w:r>
     </w:p>
     <w:p>
@@ -513,42 +946,82 @@
         <w:pStyle w:val="Heading2"/>
       </w:pPr>
       <w:r>
-        <w:t>BULLETIN DE PAIE ET PREUVE DU PAIEMENT C �</w:t>
+        <w:rPr>
+          <w:b/>
+          <w:color w:val="2F5496"/>
+          <w:sz w:val="24"/>
+        </w:rPr>
+        <w:t>BULLETIN DE PAIE ET PREUVE DU PAIEMENT C e</w:t>
       </w:r>
     </w:p>
     <w:p>
       <w:r>
-        <w:t>Le bulletin de paie est obligatoirement remis par l�employeur lors de la paie. L�inobservation r�guli�re de cette</w:t>
+        <w:rPr>
+          <w:b w:val="0"/>
+          <w:color w:val="000000"/>
+          <w:sz w:val="22"/>
+        </w:rPr>
+        <w:t>Le bulletin de paie est obligatoirement remis par l'employeur lors de la paie. L'inobservation reguliere de cette</w:t>
       </w:r>
     </w:p>
     <w:p>
       <w:r>
-        <w:t>obligation peut entra�ner une amende p�nale et le versement de dommages int�r�ts.</w:t>
+        <w:rPr>
+          <w:b w:val="0"/>
+          <w:color w:val="000000"/>
+          <w:sz w:val="22"/>
+        </w:rPr>
+        <w:t>obligation peut entraener une amende penale et le versement de dommages interets.</w:t>
       </w:r>
     </w:p>
     <w:p>
       <w:r>
-        <w:t>Le bulletin de paie, si la loi ne pr�voit pas de forme particuli�re, doit n�anmoins contenir certaines mentions</w:t>
+        <w:rPr>
+          <w:b w:val="0"/>
+          <w:color w:val="000000"/>
+          <w:sz w:val="22"/>
+        </w:rPr>
+        <w:t>Le bulletin de paie, si la loi ne prevoit pas de forme particuliere, doit n'anmoins contenir certaines mentions</w:t>
       </w:r>
     </w:p>
     <w:p>
       <w:r>
-        <w:t>obligatoires. Dans un souci de simplification du bulletin de paie, le l�gislateur autorise d�sormais l�employeur �</w:t>
+        <w:rPr>
+          <w:b w:val="0"/>
+          <w:color w:val="000000"/>
+          <w:sz w:val="22"/>
+        </w:rPr>
+        <w:t>obligatoires. Dans un souci de simplification du bulletin de paie, le l'gislateur autorise d'sormais l'employeur e</w:t>
       </w:r>
     </w:p>
     <w:p>
       <w:r>
-        <w:t>regrouper en 6 rubriques les informations relatives aux pr�l�vements sociaux et fiscaux. De m�me l�employeur peut</w:t>
+        <w:rPr>
+          <w:b w:val="0"/>
+          <w:color w:val="000000"/>
+          <w:sz w:val="22"/>
+        </w:rPr>
+        <w:t>regrouper en 6 rubriques les informations relatives aux prel'vements sociaux et fiscaux. De m'me l'employeur peut</w:t>
       </w:r>
     </w:p>
     <w:p>
       <w:r>
-        <w:t>supprimer les lignes relatives aux cotisations patronales de s�curit� sociale.</w:t>
+        <w:rPr>
+          <w:b w:val="0"/>
+          <w:color w:val="000000"/>
+          <w:sz w:val="22"/>
+        </w:rPr>
+        <w:t>supprimer les lignes relatives aux cotisations patronales de s'curite sociale.</w:t>
       </w:r>
     </w:p>
     <w:p>
       <w:r>
-        <w:t>Enfin le bulletin de paie peut �tre contest� par le salari� pendant une dur�e de 5 ans.</w:t>
+        <w:rPr>
+          <w:b w:val="0"/>
+          <w:color w:val="000000"/>
+          <w:sz w:val="22"/>
+        </w:rPr>
+        <w:t>Enfin le bulletin de paie peut etre conteste par le salarie pendant une duree de 5 ans.</w:t>
       </w:r>
     </w:p>
     <w:p>
@@ -556,7 +1029,12 @@
         <w:pStyle w:val="Heading2"/>
       </w:pPr>
       <w:r>
-        <w:t>LA PROTECTION DU SALAIRE IV �</w:t>
+        <w:rPr>
+          <w:b/>
+          <w:color w:val="2F5496"/>
+          <w:sz w:val="24"/>
+        </w:rPr>
+        <w:t>LA PROTECTION DU SALAIRE IV e</w:t>
       </w:r>
     </w:p>
     <w:p>
@@ -564,17 +1042,32 @@
         <w:pStyle w:val="Heading2"/>
       </w:pPr>
       <w:r>
-        <w:t>LA PROTECTION CONTRE LES CR�ANCIERS DE L�ENTREPRISE A �</w:t>
+        <w:rPr>
+          <w:b/>
+          <w:color w:val="2F5496"/>
+          <w:sz w:val="24"/>
+        </w:rPr>
+        <w:t>LA PROTECTION CONTRE LES CReANCIERS DE L'ENTREPRISE A e</w:t>
       </w:r>
     </w:p>
     <w:p>
       <w:r>
-        <w:t>Lorsque l�entreprise est en difficult� et qu�il est n�cessaire de proc�der � sa liquidation les salari�s b�n�ficient d�un</w:t>
+        <w:rPr>
+          <w:b w:val="0"/>
+          <w:color w:val="000000"/>
+          <w:sz w:val="22"/>
+        </w:rPr>
+        <w:t>Lorsque l'entreprise est en difficulte et qu'il est n'cessaire de proceder e sa liquidation les salaries ben'ficient d'un</w:t>
       </w:r>
     </w:p>
     <w:p>
       <w:r>
-        <w:t>privil�ge particulier garantissant le paiement de leurs cr�ances salariales. On distingue ainsi :</w:t>
+        <w:rPr>
+          <w:b w:val="0"/>
+          <w:color w:val="000000"/>
+          <w:sz w:val="22"/>
+        </w:rPr>
+        <w:t>privilege particulier garantissant le paiement de leurs creances salariales. On distingue ainsi :</w:t>
       </w:r>
     </w:p>
     <w:p>
@@ -582,22 +1075,42 @@
         <w:pStyle w:val="Heading2"/>
       </w:pPr>
       <w:r>
-        <w:t>LE PRIVIL�GE G�N�RAL</w:t>
+        <w:rPr>
+          <w:b/>
+          <w:color w:val="2F5496"/>
+          <w:sz w:val="24"/>
+        </w:rPr>
+        <w:t>LE PRIVILeGE GeN'RAL</w:t>
       </w:r>
     </w:p>
     <w:p>
       <w:r>
+        <w:rPr>
+          <w:b w:val="0"/>
+          <w:color w:val="000000"/>
+          <w:sz w:val="22"/>
+        </w:rPr>
         <w:t>?</w:t>
       </w:r>
     </w:p>
     <w:p>
       <w:r>
-        <w:t>Il garantit le paiement des six derniers mois de travail. N�anmoins, ce privil�ge est accord� � d�autres cr�anciers et</w:t>
+        <w:rPr>
+          <w:b w:val="0"/>
+          <w:color w:val="000000"/>
+          <w:sz w:val="22"/>
+        </w:rPr>
+        <w:t>Il garantit le paiement des six derniers mois de travail. N'anmoins, ce privilege est accorde e d'autres creanciers et</w:t>
       </w:r>
     </w:p>
     <w:p>
       <w:r>
-        <w:t>n�assure pas automatiquement le paiement des sommes � devoir.</w:t>
+        <w:rPr>
+          <w:b w:val="0"/>
+          <w:color w:val="000000"/>
+          <w:sz w:val="22"/>
+        </w:rPr>
+        <w:t>n'assure pas automatiquement le paiement des sommes e devoir.</w:t>
       </w:r>
     </w:p>
     <w:p>
@@ -605,57 +1118,112 @@
         <w:pStyle w:val="Heading2"/>
       </w:pPr>
       <w:r>
-        <w:t>LE SUPERPRIVIL�GE</w:t>
+        <w:rPr>
+          <w:b/>
+          <w:color w:val="2F5496"/>
+          <w:sz w:val="24"/>
+        </w:rPr>
+        <w:t>LE SUPERPRIVILeGE</w:t>
       </w:r>
     </w:p>
     <w:p>
       <w:r>
+        <w:rPr>
+          <w:b w:val="0"/>
+          <w:color w:val="000000"/>
+          <w:sz w:val="22"/>
+        </w:rPr>
         <w:t>?</w:t>
       </w:r>
     </w:p>
     <w:p>
       <w:r>
-        <w:t>Le salari� arrive ici au 1</w:t>
+        <w:rPr>
+          <w:b w:val="0"/>
+          <w:color w:val="000000"/>
+          <w:sz w:val="22"/>
+        </w:rPr>
+        <w:t>Le salarie arrive ici au 1</w:t>
       </w:r>
     </w:p>
     <w:p>
       <w:r>
+        <w:rPr>
+          <w:b w:val="0"/>
+          <w:color w:val="000000"/>
+          <w:sz w:val="22"/>
+        </w:rPr>
         <w:t>er</w:t>
       </w:r>
     </w:p>
     <w:p>
       <w:r>
-        <w:t>rang des cr�anciers. Il lui garantit le paiement des 60 derniers jours de travail et des indemnit�s</w:t>
+        <w:rPr>
+          <w:b w:val="0"/>
+          <w:color w:val="000000"/>
+          <w:sz w:val="22"/>
+        </w:rPr>
+        <w:t>rang des creanciers. Il lui garantit le paiement des 60 derniers jours de travail et des indemnites</w:t>
       </w:r>
     </w:p>
     <w:p>
       <w:r>
-        <w:t>de cong�s pay�s en cas de liquidation dans la limite d�un plafond fix� par voie r�glementaire (D3253-1 C. trav.).</w:t>
+        <w:rPr>
+          <w:b w:val="0"/>
+          <w:color w:val="000000"/>
+          <w:sz w:val="22"/>
+        </w:rPr>
+        <w:t>de conges payes en cas de liquidation dans la limite d'un plafond fixe par voie reglementaire (D3253-1 C. trav.).</w:t>
       </w:r>
     </w:p>
     <w:p>
       <w:r>
-        <w:t>� noter enfin que le fonds de garantie des salaires (G�r� par l�AGS), auquel l�employeur doit cotiser, assure le paiement</w:t>
+        <w:rPr>
+          <w:b w:val="0"/>
+          <w:color w:val="000000"/>
+          <w:sz w:val="22"/>
+        </w:rPr>
+        <w:t>e noter enfin que le fonds de garantie des salaires (Gere par l'AGS), auquel l'employeur doit cotiser, assure le paiement</w:t>
       </w:r>
     </w:p>
     <w:p>
       <w:r>
-        <w:t>des salaires (m�canismes de l�assurance) en cas de redressement ou de liquidation judiciaire dans un plafond de 94 200</w:t>
+        <w:rPr>
+          <w:b w:val="0"/>
+          <w:color w:val="000000"/>
+          <w:sz w:val="22"/>
+        </w:rPr>
+        <w:t>des salaires (m'canismes de l'assurance) en cas de redressement ou de liquidation judiciaire dans un plafond de 94 200</w:t>
       </w:r>
     </w:p>
     <w:p>
       <w:r>
-        <w:t>euros par salari� en 2025 pour les contrats ayant plus de deux ans. L�AGS ne se substitue � l�entreprise dans le</w:t>
+        <w:rPr>
+          <w:b w:val="0"/>
+          <w:color w:val="000000"/>
+          <w:sz w:val="22"/>
+        </w:rPr>
+        <w:t>euros par salarie en 2025 pour les contrats ayant plus de deux ans. L'AGS ne se substitue e l'entreprise dans le</w:t>
       </w:r>
     </w:p>
     <w:p>
       <w:r>
-        <w:t>r�glement des cr�ances salariales qu�en cas de d�faillance de cette derni�re. Une fois la garantie mise en �uvre, il</w:t>
+        <w:rPr>
+          <w:b w:val="0"/>
+          <w:color w:val="000000"/>
+          <w:sz w:val="22"/>
+        </w:rPr>
+        <w:t>reglement des creances salariales qu'en cas de d'faillance de cette derniere. Une fois la garantie mise en euvre, il</w:t>
       </w:r>
     </w:p>
     <w:p>
       <w:r>
-        <w:t>devient alors � ce titre un cr�ancier de l�entreprise.</w:t>
+        <w:rPr>
+          <w:b w:val="0"/>
+          <w:color w:val="000000"/>
+          <w:sz w:val="22"/>
+        </w:rPr>
+        <w:t>devient alors e ce titre un creancier de l'entreprise.</w:t>
       </w:r>
     </w:p>
     <w:p/>
@@ -664,16 +1232,24 @@
         <w:pStyle w:val="Heading2"/>
       </w:pPr>
       <w:r>
-        <w:t>LA PROTECTION CONTRE LES CR�ANCIERS DU SALARI� B �</w:t>
+        <w:rPr>
+          <w:b/>
+          <w:color w:val="2F5496"/>
+          <w:sz w:val="24"/>
+        </w:rPr>
+        <w:t>LA PROTECTION CONTRE LES CReANCIERS DU SALARIe B e</w:t>
       </w:r>
     </w:p>
     <w:p>
       <w:r>
-        <w:t>La saisie sur salaire est une forme de saisie attribution. Depuis le d�cret du 12 f�vrier 2025, et � compter du 1erjuillet, la proc�dure est confi� aux commissaires de justice. Le juge judiciaire n�interviendra qu�a posteriori en cas de contestation de la mesure ou de litige sur les sommes saisies. Seule une fraction des sommes qui ont le caract�re de salaires est saisissable. Cette fraction est d�autant plus �lev�e que le salaire est important.</w:t>
+        <w:rPr>
+          <w:b w:val="0"/>
+          <w:color w:val="000000"/>
+          <w:sz w:val="22"/>
+        </w:rPr>
+        <w:t>La saisie sur salaire est une forme de saisie attribution. Depuis le d'cret du 12 fevrier 2025, et e compter du 1erjuillet, la procedure est confie aux commissaires de justice. Le juge judiciaire n'interviendra qu'a posteriori en cas de contestation de la mesure ou de litige sur les sommes saisies. Seule une fraction des sommes qui ont le caractere de salaires est saisissable. Cette fraction est d'autant plus elevee que le salaire est important.</w:t>
       </w:r>
     </w:p>
-    <w:p/>
-    <w:p/>
     <w:p/>
     <w:sectPr>
       <w:pgSz w:w="12240" w:h="15840"/>

--- a/droit social dcg/8- r mun ration.docx
+++ b/droit social dcg/8- r mun ration.docx
@@ -13,7 +13,7 @@
           <w:color w:val="1F4E79"/>
           <w:sz w:val="34"/>
         </w:rPr>
-        <w:t>FICHE 8 : LA ReMUNeRATION</w:t>
+        <w:t>FICHE 8 : LA RÉMUNÉRATION</w:t>
       </w:r>
     </w:p>
     <w:p/>
@@ -27,7 +27,7 @@
           <w:color w:val="2F5496"/>
           <w:sz w:val="24"/>
         </w:rPr>
-        <w:t>LA FIXATION DU SALAIRE I e</w:t>
+        <w:t>LA FIXATION DU SALAIRE I •</w:t>
       </w:r>
     </w:p>
     <w:p>
@@ -40,7 +40,7 @@
           <w:color w:val="006100"/>
           <w:sz w:val="24"/>
         </w:rPr>
-        <w:t>LE PRINCIPE DE LIBERTe A e</w:t>
+        <w:t>LE PRINCIPE DE LIBERTÉ A •</w:t>
       </w:r>
     </w:p>
     <w:p>
@@ -50,7 +50,7 @@
           <w:color w:val="006100"/>
           <w:sz w:val="22"/>
         </w:rPr>
-        <w:t>Par principe, la fixation du salaire releve de la liberte contractuelle. Autrement dit, les parties d'terminent librement les</w:t>
+        <w:t>Par principe, la fixation du salaire relève de la liberté contractuelle. Autrement dit, les parties déterminent librement les</w:t>
       </w:r>
     </w:p>
     <w:p>
@@ -60,7 +60,7 @@
           <w:color w:val="006100"/>
           <w:sz w:val="22"/>
         </w:rPr>
-        <w:t>modalites et le montant de la remuneration au moment de la conclusion du contrat de travail.</w:t>
+        <w:t>modalités et le montant de la rémunération au moment de la conclusion du contrat de travail.</w:t>
       </w:r>
     </w:p>
     <w:p>
@@ -73,7 +73,7 @@
           <w:color w:val="2F5496"/>
           <w:sz w:val="24"/>
         </w:rPr>
-        <w:t>LES LIMITES B e</w:t>
+        <w:t>LES LIMITES B •</w:t>
       </w:r>
     </w:p>
     <w:p>
@@ -106,7 +106,7 @@
           <w:color w:val="000000"/>
           <w:sz w:val="22"/>
         </w:rPr>
-        <w:t>Les employeurs soumis e une convention ou un accord collectifs doivent observer les taux minima de salaires fixes par</w:t>
+        <w:t>Les employeurs soumis à une convention ou un accord collectifs doivent observer les taux minima de salaires fixes par</w:t>
       </w:r>
     </w:p>
     <w:p>
@@ -116,7 +116,7 @@
           <w:color w:val="000000"/>
           <w:sz w:val="22"/>
         </w:rPr>
-        <w:t>l'accord en fonction de la classification du salarie dans l'echelle des remunerations. En outre la loi impose une</w:t>
+        <w:t>l'accord en fonction de la classification du salarié dans l'échelle des rémunérations. En outre la loi impose une</w:t>
       </w:r>
     </w:p>
     <w:p>
@@ -126,7 +126,7 @@
           <w:color w:val="000000"/>
           <w:sz w:val="22"/>
         </w:rPr>
-        <w:t>n'gociation annuelle sur les salaires entre les partenaires sociaux. Les minima etablis s'imposent e l'employeur sous</w:t>
+        <w:t>négociation annuelle sur les salaires entre les partenaires sociaux. Les minima établis s'imposent à l'employeur sous</w:t>
       </w:r>
     </w:p>
     <w:p>
@@ -136,7 +136,7 @@
           <w:color w:val="000000"/>
           <w:sz w:val="22"/>
         </w:rPr>
-        <w:t>peine de sanctions penales.</w:t>
+        <w:t>peine de sanctions pénales.</w:t>
       </w:r>
     </w:p>
     <w:p>
@@ -169,7 +169,7 @@
           <w:color w:val="000000"/>
           <w:sz w:val="22"/>
         </w:rPr>
-        <w:t>Le salaire minimum de croissance (SMIC) correspond e la remuneration horaire minimale en dessous de laquelle il est</w:t>
+        <w:t>Le salaire minimum de croissance (SMIC) correspond à la rémunération horaire minimale en dessous de laquelle il est</w:t>
       </w:r>
     </w:p>
     <w:p>
@@ -179,7 +179,7 @@
           <w:color w:val="000000"/>
           <w:sz w:val="22"/>
         </w:rPr>
-        <w:t>interdit de remunerer un salarie (Cass. crim. 15 fevrier 2011 et 27 juin 2014), sauf exceptions. La violation de cette</w:t>
+        <w:t>interdit de rémunérer un salarié (Cass. crim. 15 février 2011 et 27 juin 2014), sauf exceptions. La violation de cette</w:t>
       </w:r>
     </w:p>
     <w:p>
@@ -209,7 +209,7 @@
           <w:color w:val="000000"/>
           <w:sz w:val="22"/>
         </w:rPr>
-        <w:t>classe reprimee par une peine d'amende de 1 500 euros par salarie</w:t>
+        <w:t>classe réprimée par une peine d'amende de 1 500 euros par salarié</w:t>
       </w:r>
     </w:p>
     <w:p>
@@ -219,7 +219,7 @@
           <w:color w:val="000000"/>
           <w:sz w:val="22"/>
         </w:rPr>
-        <w:t>(en ce sens voir les arrets tres interessants de la Cour de cassation du 20 janviers 2021 et 15 fevrier 2011). Le SMIC</w:t>
+        <w:t>(en ce sens voir les arrêts très intéressants de la Cour de cassation du 20 janviers 2021 et 15 février 2011). Le SMIC</w:t>
       </w:r>
     </w:p>
     <w:p>
@@ -229,7 +229,7 @@
           <w:color w:val="000000"/>
           <w:sz w:val="22"/>
         </w:rPr>
-        <w:t>assure aux salaries une garantie de leur pouvoir d'achat et une participation au d'veloppement economique de la nation.</w:t>
+        <w:t>assure aux salariés une garantie de leur pouvoir d'achat et une participation au développement économique de la nation.</w:t>
       </w:r>
     </w:p>
     <w:p>
@@ -239,7 +239,7 @@
           <w:color w:val="000000"/>
           <w:sz w:val="22"/>
         </w:rPr>
-        <w:t>Il s'applique e l'ensemble des salaries du secteur prive eges de 18 ans au moins.</w:t>
+        <w:t>Il s'applique à l'ensemble des salariés du secteur privé âgés de 18 ans au moins.</w:t>
       </w:r>
     </w:p>
     <w:p>
@@ -272,7 +272,7 @@
           <w:color w:val="000000"/>
           <w:sz w:val="22"/>
         </w:rPr>
-        <w:t>Toute forme de discrimination (syndicale notamment ou e raison du sexee) est strictement interdite et ne peut servir</w:t>
+        <w:t>Toute forme de discrimination (syndicale notamment ou à raison du sexeé) est strictement interdite et ne peut servir</w:t>
       </w:r>
     </w:p>
     <w:p>
@@ -282,7 +282,7 @@
           <w:color w:val="000000"/>
           <w:sz w:val="22"/>
         </w:rPr>
-        <w:t>d'el'ment de fixation du salaire. Le l'gislateur a erige en principe l'egalite de remuneration entre les femmes et les</w:t>
+        <w:t>d'élément de fixation du salaire. Le législateur a érigé en principe l'égalité de rémunération entre les femmes et les</w:t>
       </w:r>
     </w:p>
     <w:p>
@@ -292,7 +292,7 @@
           <w:color w:val="000000"/>
           <w:sz w:val="22"/>
         </w:rPr>
-        <w:t>hommes pour un m'me travail ou un travail de valeur egale.</w:t>
+        <w:t>hommes pour un même travail ou un travail de valeur égale.</w:t>
       </w:r>
     </w:p>
     <w:p>
@@ -302,7 +302,7 @@
           <w:color w:val="000000"/>
           <w:sz w:val="22"/>
         </w:rPr>
-        <w:t>La loi Avenir professionnel, dont les d'crets d'application sont aujourdehui parus, fixe de nouvelles obligations aux</w:t>
+        <w:t>La loi Avenir professionnel, dont les décrets d'application sont aujourdéhui parus, fixe de nouvelles obligations aux</w:t>
       </w:r>
     </w:p>
     <w:p>
@@ -312,7 +312,7 @@
           <w:color w:val="000000"/>
           <w:sz w:val="22"/>
         </w:rPr>
-        <w:t>entreprises en fonction de leur effectif. Elles devront publier chaque annee des indicateurs relatifs aux ecarts de</w:t>
+        <w:t>entreprises en fonction de leur effectif. Elles devront publier chaque année des indicateurs relatifs aux écarts de</w:t>
       </w:r>
     </w:p>
     <w:p>
@@ -322,7 +322,7 @@
           <w:color w:val="000000"/>
           <w:sz w:val="22"/>
         </w:rPr>
-        <w:t>remuneration entre les femmes et les hommes et preciser les actions e mettre ou mises en euvre pour les supprimer.</w:t>
+        <w:t>rémunération entre les femmes et les hommes et préciser les actions à mettre ou mises en ouvre pour les supprimer.</w:t>
       </w:r>
     </w:p>
     <w:p>
@@ -332,7 +332,7 @@
           <w:color w:val="000000"/>
           <w:sz w:val="22"/>
         </w:rPr>
-        <w:t>Par ailleurs, en vertu du principe e e travail egal, salaire egal e, tous les salaries doivent percevoir une</w:t>
+        <w:t>Par ailleurs, en vertu du principe à à travail égal, salaire égal à, tous les salariés doivent percevoir une</w:t>
       </w:r>
     </w:p>
     <w:p>
@@ -342,7 +342,7 @@
           <w:color w:val="000000"/>
           <w:sz w:val="22"/>
         </w:rPr>
-        <w:t>remuneration identique d's lors que le travail qu'ils accomplissent est le m'me (art. 3121-4 C. trav.). Si le Code du</w:t>
+        <w:t>rémunération identique des lors que le travail qu'ils accomplissent est le même (art. 3121-4 C. trav.). Si le Code du</w:t>
       </w:r>
     </w:p>
     <w:p>
@@ -352,7 +352,7 @@
           <w:color w:val="000000"/>
           <w:sz w:val="22"/>
         </w:rPr>
-        <w:t>travail donne dans l'article precite des el'ments d'appreciation d'un travail egal, le contentieux reste important</w:t>
+        <w:t>travail donne dans l'article précité des éléments d'appréciation d'un travail égal, le contentieux reste important</w:t>
       </w:r>
     </w:p>
     <w:p>
@@ -362,7 +362,7 @@
           <w:color w:val="000000"/>
           <w:sz w:val="22"/>
         </w:rPr>
-        <w:t>(cf. jurisrpudence) et seuls des el'ment dits objectifs permettent de justifier une difference de remuneration</w:t>
+        <w:t>(cf. jurisrpudence) et seuls des élément dits objectifs permettent de justifier une différence de rémunération</w:t>
       </w:r>
     </w:p>
     <w:p/>
@@ -376,7 +376,7 @@
           <w:color w:val="2F5496"/>
           <w:sz w:val="24"/>
         </w:rPr>
-        <w:t>II e LES ELEMENTS DU SALAIRE</w:t>
+        <w:t>II à LES ELEMENTS DU SALAIRE</w:t>
       </w:r>
     </w:p>
     <w:p>
@@ -386,7 +386,7 @@
           <w:color w:val="000000"/>
           <w:sz w:val="22"/>
         </w:rPr>
-        <w:t>Le salaire de base comprend le salaire pour les prestations habituelles et la remuneration des heures supplementaires. Il</w:t>
+        <w:t>Le salaire de base comprend le salaire pour les prestations habituelles et la rémunération des heures supplémentaires. Il</w:t>
       </w:r>
     </w:p>
     <w:p>
@@ -396,7 +396,7 @@
           <w:color w:val="000000"/>
           <w:sz w:val="22"/>
         </w:rPr>
-        <w:t>constitue la part fixe de la remuneration du salarie. D'autres el'ments de remuneration peuvent venir le completer.</w:t>
+        <w:t>constitue la part fixe de la rémunération du salarié. D'autres éléments de rémunération peuvent venir le compléter.</w:t>
       </w:r>
     </w:p>
     <w:p>
@@ -409,7 +409,7 @@
           <w:color w:val="2F5496"/>
           <w:sz w:val="24"/>
         </w:rPr>
-        <w:t>LE CALCUL DU SALAIRE DE BASE A e</w:t>
+        <w:t>LE CALCUL DU SALAIRE DE BASE A •</w:t>
       </w:r>
     </w:p>
     <w:p>
@@ -419,7 +419,7 @@
           <w:color w:val="000000"/>
           <w:sz w:val="22"/>
         </w:rPr>
-        <w:t>Il peut etre calcule selon les modalites suivantes :</w:t>
+        <w:t>Il peut être calculé selon les modalités suivantes :</w:t>
       </w:r>
     </w:p>
     <w:p>
@@ -452,7 +452,7 @@
           <w:color w:val="000000"/>
           <w:sz w:val="22"/>
         </w:rPr>
-        <w:t>e l'heure ou au mois, la remuneration d'pend du temps de travail effectivement realise. e noter que la mensualisation</w:t>
+        <w:t>à l'heure ou au mois, la rémunération dépend du temps de travail effectivement réalisé. à noter que la mensualisation</w:t>
       </w:r>
     </w:p>
     <w:p>
@@ -462,7 +462,7 @@
           <w:color w:val="000000"/>
           <w:sz w:val="22"/>
         </w:rPr>
-        <w:t>correspond e une duree de 151,67 heures de travail pour une duree de 35 heures par semaine independamment du</w:t>
+        <w:t>correspond à une durée de 151,67 heures de travail pour une durée de 35 heures par semaine indépendamment du</w:t>
       </w:r>
     </w:p>
     <w:p>
@@ -505,7 +505,7 @@
           <w:color w:val="000000"/>
           <w:sz w:val="22"/>
         </w:rPr>
-        <w:t>La remuneration est fonction de la production realisee par le salarie. Remuneration e la piece par exemple.</w:t>
+        <w:t>La rémunération est fonction de la production réalisée par le salarié. Rémunération à la pièce par exemple.</w:t>
       </w:r>
     </w:p>
     <w:p>
@@ -538,7 +538,7 @@
           <w:color w:val="000000"/>
           <w:sz w:val="22"/>
         </w:rPr>
-        <w:t>La remuneration est un pourcentage pris sur le chiffre d'affaires ou sur chaque operation realisee par le salarie. En toute</w:t>
+        <w:t>La rémunération est un pourcentage pris sur le chiffre d'affaires ou sur chaque opération réalisée par le salarié. En toute</w:t>
       </w:r>
     </w:p>
     <w:p>
@@ -548,7 +548,7 @@
           <w:color w:val="000000"/>
           <w:sz w:val="22"/>
         </w:rPr>
-        <w:t>hypothese cette remuneration ne peut avoir pour consequence de servir une remuneration inferieure au minimum l'gal.</w:t>
+        <w:t>hypothèse cette rémunération ne peut avoir pour conséquence de servir une rémunération inférieure au minimum légal.</w:t>
       </w:r>
     </w:p>
     <w:p>
@@ -581,7 +581,7 @@
           <w:color w:val="000000"/>
           <w:sz w:val="22"/>
         </w:rPr>
-        <w:t>Les cadres et salaries autonomes (cf. Fiche 7) mais ben'ficiant de cette qualite au sens des conventions collectives de</w:t>
+        <w:t>Les cadres et salariés autonomes (cf. Fiche 7) mais bénéficiant de cette qualité au sens des conventions collectives de</w:t>
       </w:r>
     </w:p>
     <w:p>
@@ -591,7 +591,7 @@
           <w:color w:val="000000"/>
           <w:sz w:val="22"/>
         </w:rPr>
-        <w:t>branche peuvent conclure des conventions individuelles de forfait qui peuvent etre etablies sur une base hebdomadaire,</w:t>
+        <w:t>branche peuvent conclure des conventions individuelles de forfait qui peuvent être établies sur une base hebdomadaire,</w:t>
       </w:r>
     </w:p>
     <w:p>
@@ -601,7 +601,7 @@
           <w:color w:val="000000"/>
           <w:sz w:val="22"/>
         </w:rPr>
-        <w:t>mensuelle ou annuelle. Ces conventions fixent par avance et selon la modalite retenue, la duree du travail.</w:t>
+        <w:t>mensuelle ou annuelle. Ces conventions fixent par avance et selon la modalité retenue, la durée du travail.</w:t>
       </w:r>
     </w:p>
     <w:p>
@@ -621,7 +621,7 @@
           <w:color w:val="000000"/>
           <w:sz w:val="22"/>
         </w:rPr>
-        <w:t>editions Corroy e 4 rue de Villars, 42000 Saint-etienne e 04 77 79 92 46 e infos@editions-corroy.fr</w:t>
+        <w:t>éditions Corroy à 4 rue de Villars, 42000 Saint-etienne à 04 77 79 92 46 à infos@editions-corroy.fr</w:t>
       </w:r>
     </w:p>
     <w:p>
@@ -631,7 +631,7 @@
           <w:color w:val="000000"/>
           <w:sz w:val="22"/>
         </w:rPr>
-        <w:t>COLLECTION DCG UE 3 e Droit social - Fiches de cours</w:t>
+        <w:t>COLLECTION DCG UE 3 à Droit social - Fiches de cours</w:t>
       </w:r>
     </w:p>
     <w:p>
@@ -654,7 +654,7 @@
           <w:color w:val="2F5496"/>
           <w:sz w:val="24"/>
         </w:rPr>
-        <w:t>LES COMPLeMENTS DU SALAIRE B e</w:t>
+        <w:t>LES COMPLIMENTS DU SALAIRE B •</w:t>
       </w:r>
     </w:p>
     <w:p>
@@ -664,7 +664,7 @@
           <w:color w:val="000000"/>
           <w:sz w:val="22"/>
         </w:rPr>
-        <w:t>Ils ont la qualite de salaire et sont de natures diverses. On distingue gen'ralement :</w:t>
+        <w:t>Ils ont la qualité de salaire et sont de natures diverses. On distingue généralement :</w:t>
       </w:r>
     </w:p>
     <w:p>
@@ -697,7 +697,7 @@
           <w:color w:val="000000"/>
           <w:sz w:val="22"/>
         </w:rPr>
-        <w:t>Elles ont un caractere obligatoire si elles sont prevues par la convention collective, le contrat de travail ou si elles</w:t>
+        <w:t>Elles ont un caractère obligatoire si elles sont prévues par la convention collective, le contrat de travail ou si elles</w:t>
       </w:r>
     </w:p>
     <w:p>
@@ -707,7 +707,7 @@
           <w:color w:val="000000"/>
           <w:sz w:val="22"/>
         </w:rPr>
-        <w:t>resultent d'un usage de l'entreprise. Elles peuvent etre accordees en fonctions des qualites personnelles du salarie</w:t>
+        <w:t>résultent d'un usage de l'entreprise. Elles peuvent être accordées en fonctions des qualités personnelles du salarié</w:t>
       </w:r>
     </w:p>
     <w:p>
@@ -717,7 +717,7 @@
           <w:color w:val="000000"/>
           <w:sz w:val="22"/>
         </w:rPr>
-        <w:t>(primes d'assiduite, primes d'objectifs, d'anciennete) ou de conditions de travail specifiques (primes de hauteur,</w:t>
+        <w:t>(primes d'assiduité, primes d'objectifs, d'ancienneté) ou de conditions de travail spécifiques (primes de hauteur,</w:t>
       </w:r>
     </w:p>
     <w:p>
@@ -727,7 +727,7 @@
           <w:color w:val="000000"/>
           <w:sz w:val="22"/>
         </w:rPr>
-        <w:t>primes de danger, primes de responsabilite de caisse).</w:t>
+        <w:t>primes de danger, primes de responsabilité de caisse).</w:t>
       </w:r>
     </w:p>
     <w:p>
@@ -760,7 +760,7 @@
           <w:color w:val="000000"/>
           <w:sz w:val="22"/>
         </w:rPr>
-        <w:t>Est un avantage en nature toute prestation ou fourniture apportee par l'employeur au salarie permettant e ce dernier</w:t>
+        <w:t>Est un avantage en nature toute prestation ou fourniture apportée par l'employeur au salarié permettant à ce dernier</w:t>
       </w:r>
     </w:p>
     <w:p>
@@ -770,7 +770,7 @@
           <w:color w:val="000000"/>
           <w:sz w:val="22"/>
         </w:rPr>
-        <w:t>d'eviter une d'pense qu'il aurait d' supporter. L'avantage en nature est un el'ment du salaire qui participe e la</w:t>
+        <w:t>d'éviter une dépense qu'il aurait de supporter. L'avantage en nature est un élément du salaire qui participe à la</w:t>
       </w:r>
     </w:p>
     <w:p>
@@ -780,7 +780,7 @@
           <w:color w:val="000000"/>
           <w:sz w:val="22"/>
         </w:rPr>
-        <w:t>remuneration du salarie.</w:t>
+        <w:t>rémunération du salarié.</w:t>
       </w:r>
     </w:p>
     <w:p>
@@ -793,7 +793,7 @@
           <w:color w:val="2F5496"/>
           <w:sz w:val="24"/>
         </w:rPr>
-        <w:t>LE PAIEMENT DU SALAIRE III e</w:t>
+        <w:t>LE PAIEMENT DU SALAIRE III •</w:t>
       </w:r>
     </w:p>
     <w:p>
@@ -806,7 +806,7 @@
           <w:color w:val="2F5496"/>
           <w:sz w:val="24"/>
         </w:rPr>
-        <w:t>PeRIODICITe DU PAIEMENT A e</w:t>
+        <w:t>PÉRIODICITÉ DU PAIEMENT A •</w:t>
       </w:r>
     </w:p>
     <w:p>
@@ -816,7 +816,7 @@
           <w:color w:val="000000"/>
           <w:sz w:val="22"/>
         </w:rPr>
-        <w:t>Depuis l'accord de mensualisation du 10/12/1977 et la loi du 19-01-1978, le paiement mensuel est la regle pour l'ensemble</w:t>
+        <w:t>Depuis l'accord de mensualisation du 10/12/1977 et la loi du 19-01-1978, le paiement mensuel est la règle pour l'ensemble</w:t>
       </w:r>
     </w:p>
     <w:p>
@@ -826,7 +826,7 @@
           <w:color w:val="000000"/>
           <w:sz w:val="22"/>
         </w:rPr>
-        <w:t>des salaries (art.L 3242-1 C. trav.), e l'exception notamment des interimaires, des travailleurs saisonniers ou e domicile.</w:t>
+        <w:t>des salariés (art.L 3242-1 C. trav.), à l'exception notamment des intérimaires, des travailleurs saisonniers ou à domicile.</w:t>
       </w:r>
     </w:p>
     <w:p>
@@ -836,7 +836,7 @@
           <w:color w:val="000000"/>
           <w:sz w:val="22"/>
         </w:rPr>
-        <w:t>Pour d'autres categories de salaries, le paiement peut se faire e la quinzaine (salaries non mensualises) ou tous les 3 mois</w:t>
+        <w:t>Pour d'autres catégories de salariés, le paiement peut se faire à la quinzaine (salariés non mensualisés) ou tous les 3 mois</w:t>
       </w:r>
     </w:p>
     <w:p>
@@ -859,7 +859,7 @@
           <w:color w:val="2F5496"/>
           <w:sz w:val="24"/>
         </w:rPr>
-        <w:t>MODALITeS DU PAIEMENT B e</w:t>
+        <w:t>MODALITÉS DU PAIEMENT B •</w:t>
       </w:r>
     </w:p>
     <w:p>
@@ -882,7 +882,7 @@
           <w:color w:val="000000"/>
           <w:sz w:val="22"/>
         </w:rPr>
-        <w:t>en monnaie m'tallique ou fiduciaire ;</w:t>
+        <w:t>en monnaie métallique ou fiduciaire ;</w:t>
       </w:r>
     </w:p>
     <w:p>
@@ -895,7 +895,7 @@
           <w:color w:val="000000"/>
           <w:sz w:val="22"/>
         </w:rPr>
-        <w:t>par cheque barre ;</w:t>
+        <w:t>par chaque barre ;</w:t>
       </w:r>
     </w:p>
     <w:p>
@@ -918,7 +918,7 @@
           <w:color w:val="000000"/>
           <w:sz w:val="22"/>
         </w:rPr>
-        <w:t>Ces deux derniers modes sont obligatoires pour tout salaire dont le montant est superieur e 1500,00 euros.</w:t>
+        <w:t>Ces deux derniers modes sont obligatoires pour tout salaire dont le montant est supérieur à 1500,00 euros.</w:t>
       </w:r>
     </w:p>
     <w:p>
@@ -928,7 +928,7 @@
           <w:color w:val="000000"/>
           <w:sz w:val="22"/>
         </w:rPr>
-        <w:t>L'employeur qui ne satisferait pas aux obligations de periodicite encourt notamment des sanctions penales sans etein-</w:t>
+        <w:t>L'employeur qui ne satisferait pas aux obligations de périodicité encourt notamment des sanctions pénales sans étein-</w:t>
       </w:r>
     </w:p>
     <w:p>
@@ -938,7 +938,7 @@
           <w:color w:val="000000"/>
           <w:sz w:val="22"/>
         </w:rPr>
-        <w:t>dre la possibilite pour le salarie de solliciter des interets de retard voire des dommages-interets.</w:t>
+        <w:t>dre la possibilité pour le salarié de solliciter des intérêts de retard voire des dommages-intérêts.</w:t>
       </w:r>
     </w:p>
     <w:p>
@@ -951,7 +951,7 @@
           <w:color w:val="2F5496"/>
           <w:sz w:val="24"/>
         </w:rPr>
-        <w:t>BULLETIN DE PAIE ET PREUVE DU PAIEMENT C e</w:t>
+        <w:t>BULLETIN DE PAIE ET PREUVE DU PAIEMENT C •</w:t>
       </w:r>
     </w:p>
     <w:p>
@@ -961,7 +961,7 @@
           <w:color w:val="000000"/>
           <w:sz w:val="22"/>
         </w:rPr>
-        <w:t>Le bulletin de paie est obligatoirement remis par l'employeur lors de la paie. L'inobservation reguliere de cette</w:t>
+        <w:t>Le bulletin de paie est obligatoirement remis par l'employeur lors de la paie. L'inobservation régulière de cette</w:t>
       </w:r>
     </w:p>
     <w:p>
@@ -971,7 +971,7 @@
           <w:color w:val="000000"/>
           <w:sz w:val="22"/>
         </w:rPr>
-        <w:t>obligation peut entraener une amende penale et le versement de dommages interets.</w:t>
+        <w:t>obligation peut entraîner une amende pénale et le versement de dommages intérêts.</w:t>
       </w:r>
     </w:p>
     <w:p>
@@ -981,7 +981,7 @@
           <w:color w:val="000000"/>
           <w:sz w:val="22"/>
         </w:rPr>
-        <w:t>Le bulletin de paie, si la loi ne prevoit pas de forme particuliere, doit n'anmoins contenir certaines mentions</w:t>
+        <w:t>Le bulletin de paie, si la loi ne prévoit pas de forme particulière, doit néanmoins contenir certaines mentions</w:t>
       </w:r>
     </w:p>
     <w:p>
@@ -991,7 +991,7 @@
           <w:color w:val="000000"/>
           <w:sz w:val="22"/>
         </w:rPr>
-        <w:t>obligatoires. Dans un souci de simplification du bulletin de paie, le l'gislateur autorise d'sormais l'employeur e</w:t>
+        <w:t>obligatoires. Dans un souci de simplification du bulletin de paie, le législateur autorise désormais l'employeur à</w:t>
       </w:r>
     </w:p>
     <w:p>
@@ -1001,7 +1001,7 @@
           <w:color w:val="000000"/>
           <w:sz w:val="22"/>
         </w:rPr>
-        <w:t>regrouper en 6 rubriques les informations relatives aux prel'vements sociaux et fiscaux. De m'me l'employeur peut</w:t>
+        <w:t>regrouper en 6 rubriques les informations relatives aux prélèvements sociaux et fiscaux. De même l'employeur peut</w:t>
       </w:r>
     </w:p>
     <w:p>
@@ -1011,7 +1011,7 @@
           <w:color w:val="000000"/>
           <w:sz w:val="22"/>
         </w:rPr>
-        <w:t>supprimer les lignes relatives aux cotisations patronales de s'curite sociale.</w:t>
+        <w:t>supprimer les lignes relatives aux cotisations patronales de sécurité sociale.</w:t>
       </w:r>
     </w:p>
     <w:p>
@@ -1021,7 +1021,7 @@
           <w:color w:val="000000"/>
           <w:sz w:val="22"/>
         </w:rPr>
-        <w:t>Enfin le bulletin de paie peut etre conteste par le salarie pendant une duree de 5 ans.</w:t>
+        <w:t>Enfin le bulletin de paie peut être conteste par le salarié pendant une durée de 5 ans.</w:t>
       </w:r>
     </w:p>
     <w:p>
@@ -1034,7 +1034,7 @@
           <w:color w:val="2F5496"/>
           <w:sz w:val="24"/>
         </w:rPr>
-        <w:t>LA PROTECTION DU SALAIRE IV e</w:t>
+        <w:t>LA PROTECTION DU SALAIRE IV •</w:t>
       </w:r>
     </w:p>
     <w:p>
@@ -1047,7 +1047,7 @@
           <w:color w:val="2F5496"/>
           <w:sz w:val="24"/>
         </w:rPr>
-        <w:t>LA PROTECTION CONTRE LES CReANCIERS DE L'ENTREPRISE A e</w:t>
+        <w:t>LA PROTECTION CONTRE LES CRÉANCIERS DE L'ENTREPRISE A •</w:t>
       </w:r>
     </w:p>
     <w:p>
@@ -1057,7 +1057,7 @@
           <w:color w:val="000000"/>
           <w:sz w:val="22"/>
         </w:rPr>
-        <w:t>Lorsque l'entreprise est en difficulte et qu'il est n'cessaire de proceder e sa liquidation les salaries ben'ficient d'un</w:t>
+        <w:t>Lorsque l'entreprise est en difficulté et qu'il est nécessaire de procéder à sa liquidation les salariés bénéficient d'un</w:t>
       </w:r>
     </w:p>
     <w:p>
@@ -1067,7 +1067,7 @@
           <w:color w:val="000000"/>
           <w:sz w:val="22"/>
         </w:rPr>
-        <w:t>privilege particulier garantissant le paiement de leurs creances salariales. On distingue ainsi :</w:t>
+        <w:t>privilège particulier garantissant le paiement de leurs créances salariales. On distingue ainsi :</w:t>
       </w:r>
     </w:p>
     <w:p>
@@ -1080,7 +1080,7 @@
           <w:color w:val="2F5496"/>
           <w:sz w:val="24"/>
         </w:rPr>
-        <w:t>LE PRIVILeGE GeN'RAL</w:t>
+        <w:t>LE PRIVILÈGE GÉNÉRAL</w:t>
       </w:r>
     </w:p>
     <w:p>
@@ -1100,7 +1100,7 @@
           <w:color w:val="000000"/>
           <w:sz w:val="22"/>
         </w:rPr>
-        <w:t>Il garantit le paiement des six derniers mois de travail. N'anmoins, ce privilege est accorde e d'autres creanciers et</w:t>
+        <w:t>Il garantit le paiement des six derniers mois de travail. Néanmoins, ce privilège est accorde à d'autres créanciers et</w:t>
       </w:r>
     </w:p>
     <w:p>
@@ -1110,7 +1110,7 @@
           <w:color w:val="000000"/>
           <w:sz w:val="22"/>
         </w:rPr>
-        <w:t>n'assure pas automatiquement le paiement des sommes e devoir.</w:t>
+        <w:t>n'assure pas automatiquement le paiement des sommes à devoir.</w:t>
       </w:r>
     </w:p>
     <w:p>
@@ -1123,7 +1123,7 @@
           <w:color w:val="2F5496"/>
           <w:sz w:val="24"/>
         </w:rPr>
-        <w:t>LE SUPERPRIVILeGE</w:t>
+        <w:t>LE SUPERPRIVILÉGE</w:t>
       </w:r>
     </w:p>
     <w:p>
@@ -1143,7 +1143,7 @@
           <w:color w:val="000000"/>
           <w:sz w:val="22"/>
         </w:rPr>
-        <w:t>Le salarie arrive ici au 1</w:t>
+        <w:t>Le salarié arrive ici au 1</w:t>
       </w:r>
     </w:p>
     <w:p>
@@ -1163,7 +1163,7 @@
           <w:color w:val="000000"/>
           <w:sz w:val="22"/>
         </w:rPr>
-        <w:t>rang des creanciers. Il lui garantit le paiement des 60 derniers jours de travail et des indemnites</w:t>
+        <w:t>rang des créanciers. Il lui garantit le paiement des 60 derniers jours de travail et des indemnités</w:t>
       </w:r>
     </w:p>
     <w:p>
@@ -1173,7 +1173,7 @@
           <w:color w:val="000000"/>
           <w:sz w:val="22"/>
         </w:rPr>
-        <w:t>de conges payes en cas de liquidation dans la limite d'un plafond fixe par voie reglementaire (D3253-1 C. trav.).</w:t>
+        <w:t>de congés payés en cas de liquidation dans la limite d'un plafond fixe par voie réglementaire (D3253-1 C. trav.).</w:t>
       </w:r>
     </w:p>
     <w:p>
@@ -1183,7 +1183,7 @@
           <w:color w:val="000000"/>
           <w:sz w:val="22"/>
         </w:rPr>
-        <w:t>e noter enfin que le fonds de garantie des salaires (Gere par l'AGS), auquel l'employeur doit cotiser, assure le paiement</w:t>
+        <w:t>à noter enfin que le fonds de garantie des salaires (Gare par l'AGS), auquel l'employeur doit cotiser, assure le paiement</w:t>
       </w:r>
     </w:p>
     <w:p>
@@ -1193,7 +1193,7 @@
           <w:color w:val="000000"/>
           <w:sz w:val="22"/>
         </w:rPr>
-        <w:t>des salaires (m'canismes de l'assurance) en cas de redressement ou de liquidation judiciaire dans un plafond de 94 200</w:t>
+        <w:t>des salaires (mécanismes de l'assurance) en cas de redressement ou de liquidation judiciaire dans un plafond de 94 200</w:t>
       </w:r>
     </w:p>
     <w:p>
@@ -1203,7 +1203,7 @@
           <w:color w:val="000000"/>
           <w:sz w:val="22"/>
         </w:rPr>
-        <w:t>euros par salarie en 2025 pour les contrats ayant plus de deux ans. L'AGS ne se substitue e l'entreprise dans le</w:t>
+        <w:t>euros par salarié en 2025 pour les contrats ayant plus de deux ans. L'AGS ne se substitue à l'entreprise dans le</w:t>
       </w:r>
     </w:p>
     <w:p>
@@ -1213,7 +1213,7 @@
           <w:color w:val="000000"/>
           <w:sz w:val="22"/>
         </w:rPr>
-        <w:t>reglement des creances salariales qu'en cas de d'faillance de cette derniere. Une fois la garantie mise en euvre, il</w:t>
+        <w:t>règlement des créances salariales qu'en cas de défaillance de cette dernière. Une fois la garantie mise en ouvre, il</w:t>
       </w:r>
     </w:p>
     <w:p>
@@ -1223,7 +1223,7 @@
           <w:color w:val="000000"/>
           <w:sz w:val="22"/>
         </w:rPr>
-        <w:t>devient alors e ce titre un creancier de l'entreprise.</w:t>
+        <w:t>devient alors à ce titre un créancier de l'entreprise.</w:t>
       </w:r>
     </w:p>
     <w:p/>
@@ -1237,7 +1237,7 @@
           <w:color w:val="2F5496"/>
           <w:sz w:val="24"/>
         </w:rPr>
-        <w:t>LA PROTECTION CONTRE LES CReANCIERS DU SALARIe B e</w:t>
+        <w:t>LA PROTECTION CONTRE LES CRÉANCIERS DU SALARIÉ B •</w:t>
       </w:r>
     </w:p>
     <w:p>
@@ -1247,9 +1247,10 @@
           <w:color w:val="000000"/>
           <w:sz w:val="22"/>
         </w:rPr>
-        <w:t>La saisie sur salaire est une forme de saisie attribution. Depuis le d'cret du 12 fevrier 2025, et e compter du 1erjuillet, la procedure est confie aux commissaires de justice. Le juge judiciaire n'interviendra qu'a posteriori en cas de contestation de la mesure ou de litige sur les sommes saisies. Seule une fraction des sommes qui ont le caractere de salaires est saisissable. Cette fraction est d'autant plus elevee que le salaire est important.</w:t>
+        <w:t>La saisie sur salaire est une forme de saisie attribution. Depuis le décret du 12 février 2025, et à compter du 1erjuillet, la procédure est confié aux commissaires de justice. Le juge judiciaire n'interviendra qu'a posteriori en cas de contestation de la mesure ou de litige sur les sommes saisies. Seule une fraction des sommes qui ont le caractère de salaires est saisissable. Cette fraction est d'autant plus élevée que le salaire est important.</w:t>
       </w:r>
     </w:p>
+    <w:p/>
     <w:p/>
     <w:sectPr>
       <w:pgSz w:w="12240" w:h="15840"/>

--- a/droit social dcg/8- r mun ration.docx
+++ b/droit social dcg/8- r mun ration.docx
@@ -27,7 +27,7 @@
           <w:color w:val="2F5496"/>
           <w:sz w:val="24"/>
         </w:rPr>
-        <w:t>LA FIXATION DU SALAIRE I •</w:t>
+        <w:t>I • LA FIXATION DU SALAIRE</w:t>
       </w:r>
     </w:p>
     <w:p>
@@ -37,17 +37,17 @@
       <w:r>
         <w:rPr>
           <w:b/>
-          <w:color w:val="006100"/>
+          <w:color w:val="BF5700"/>
           <w:sz w:val="24"/>
         </w:rPr>
-        <w:t>LE PRINCIPE DE LIBERTÉ A •</w:t>
+        <w:t>A • LE PRINCIPE DE LIBERTÉ</w:t>
       </w:r>
     </w:p>
     <w:p>
       <w:r>
         <w:rPr>
           <w:b w:val="0"/>
-          <w:color w:val="006100"/>
+          <w:color w:val="BF5700"/>
           <w:sz w:val="22"/>
         </w:rPr>
         <w:t>Par principe, la fixation du salaire relève de la liberté contractuelle. Autrement dit, les parties déterminent librement les</w:t>
@@ -57,7 +57,7 @@
       <w:r>
         <w:rPr>
           <w:b w:val="0"/>
-          <w:color w:val="006100"/>
+          <w:color w:val="BF5700"/>
           <w:sz w:val="22"/>
         </w:rPr>
         <w:t>modalités et le montant de la rémunération au moment de la conclusion du contrat de travail.</w:t>
@@ -73,7 +73,7 @@
           <w:color w:val="2F5496"/>
           <w:sz w:val="24"/>
         </w:rPr>
-        <w:t>LES LIMITES B •</w:t>
+        <w:t>B • LES LIMITES</w:t>
       </w:r>
     </w:p>
     <w:p>
@@ -103,7 +103,7 @@
       <w:r>
         <w:rPr>
           <w:b w:val="0"/>
-          <w:color w:val="000000"/>
+          <w:color w:val="BF5700"/>
           <w:sz w:val="22"/>
         </w:rPr>
         <w:t>Les employeurs soumis à une convention ou un accord collectifs doivent observer les taux minima de salaires fixes par</w:t>
@@ -176,7 +176,7 @@
       <w:r>
         <w:rPr>
           <w:b w:val="0"/>
-          <w:color w:val="000000"/>
+          <w:color w:val="C00000"/>
           <w:sz w:val="22"/>
         </w:rPr>
         <w:t>interdit de rémunérer un salarié (Cass. crim. 15 février 2011 et 27 juin 2014), sauf exceptions. La violation de cette</w:t>
@@ -186,7 +186,7 @@
       <w:r>
         <w:rPr>
           <w:b w:val="0"/>
-          <w:color w:val="000000"/>
+          <w:color w:val="BF5700"/>
           <w:sz w:val="22"/>
         </w:rPr>
         <w:t>obligation constitue une contravention de 5</w:t>
@@ -279,7 +279,7 @@
       <w:r>
         <w:rPr>
           <w:b w:val="0"/>
-          <w:color w:val="000000"/>
+          <w:color w:val="BF5700"/>
           <w:sz w:val="22"/>
         </w:rPr>
         <w:t>d'élément de fixation du salaire. Le législateur a érigé en principe l'égalité de rémunération entre les femmes et les</w:t>
@@ -299,7 +299,7 @@
       <w:r>
         <w:rPr>
           <w:b w:val="0"/>
-          <w:color w:val="000000"/>
+          <w:color w:val="BF5700"/>
           <w:sz w:val="22"/>
         </w:rPr>
         <w:t>La loi Avenir professionnel, dont les décrets d'application sont aujourdéhui parus, fixe de nouvelles obligations aux</w:t>
@@ -329,7 +329,7 @@
       <w:r>
         <w:rPr>
           <w:b w:val="0"/>
-          <w:color w:val="000000"/>
+          <w:color w:val="BF5700"/>
           <w:sz w:val="22"/>
         </w:rPr>
         <w:t>Par ailleurs, en vertu du principe à à travail égal, salaire égal à, tous les salariés doivent percevoir une</w:t>
@@ -409,7 +409,7 @@
           <w:color w:val="2F5496"/>
           <w:sz w:val="24"/>
         </w:rPr>
-        <w:t>LE CALCUL DU SALAIRE DE BASE A •</w:t>
+        <w:t>A • LE CALCUL DU SALAIRE DE BASE</w:t>
       </w:r>
     </w:p>
     <w:p>
@@ -635,11 +635,14 @@
       </w:r>
     </w:p>
     <w:p>
+      <w:pPr>
+        <w:pStyle w:val="Heading2"/>
+      </w:pPr>
       <w:r>
         <w:rPr>
-          <w:b w:val="0"/>
-          <w:color w:val="000000"/>
-          <w:sz w:val="22"/>
+          <w:b/>
+          <w:color w:val="2F5496"/>
+          <w:sz w:val="24"/>
         </w:rPr>
         <w:t>DCGUE3F.qxp_DCGUE3F 24/07/2025 10:26 Page 38</w:t>
       </w:r>
@@ -654,14 +657,14 @@
           <w:color w:val="2F5496"/>
           <w:sz w:val="24"/>
         </w:rPr>
-        <w:t>LES COMPLIMENTS DU SALAIRE B •</w:t>
+        <w:t>B • LES COMPLIMENTS DU SALAIRE</w:t>
       </w:r>
     </w:p>
     <w:p>
       <w:r>
         <w:rPr>
           <w:b w:val="0"/>
-          <w:color w:val="000000"/>
+          <w:color w:val="00703C"/>
           <w:sz w:val="22"/>
         </w:rPr>
         <w:t>Ils ont la qualité de salaire et sont de natures diverses. On distingue généralement :</w:t>
@@ -694,7 +697,7 @@
       <w:r>
         <w:rPr>
           <w:b w:val="0"/>
-          <w:color w:val="000000"/>
+          <w:color w:val="00703C"/>
           <w:sz w:val="22"/>
         </w:rPr>
         <w:t>Elles ont un caractère obligatoire si elles sont prévues par la convention collective, le contrat de travail ou si elles</w:t>
@@ -714,7 +717,7 @@
       <w:r>
         <w:rPr>
           <w:b w:val="0"/>
-          <w:color w:val="000000"/>
+          <w:color w:val="BF5700"/>
           <w:sz w:val="22"/>
         </w:rPr>
         <w:t>(primes d'assiduité, primes d'objectifs, d'ancienneté) ou de conditions de travail spécifiques (primes de hauteur,</w:t>
@@ -793,7 +796,7 @@
           <w:color w:val="2F5496"/>
           <w:sz w:val="24"/>
         </w:rPr>
-        <w:t>LE PAIEMENT DU SALAIRE III •</w:t>
+        <w:t>III • LE PAIEMENT DU SALAIRE</w:t>
       </w:r>
     </w:p>
     <w:p>
@@ -806,7 +809,7 @@
           <w:color w:val="2F5496"/>
           <w:sz w:val="24"/>
         </w:rPr>
-        <w:t>PÉRIODICITÉ DU PAIEMENT A •</w:t>
+        <w:t>A • PÉRIODICITÉ DU PAIEMENT</w:t>
       </w:r>
     </w:p>
     <w:p>
@@ -823,7 +826,7 @@
       <w:r>
         <w:rPr>
           <w:b w:val="0"/>
-          <w:color w:val="000000"/>
+          <w:color w:val="C00000"/>
           <w:sz w:val="22"/>
         </w:rPr>
         <w:t>des salariés (art.L 3242-1 C. trav.), à l'exception notamment des intérimaires, des travailleurs saisonniers ou à domicile.</w:t>
@@ -859,7 +862,7 @@
           <w:color w:val="2F5496"/>
           <w:sz w:val="24"/>
         </w:rPr>
-        <w:t>MODALITÉS DU PAIEMENT B •</w:t>
+        <w:t>B • MODALITÉS DU PAIEMENT</w:t>
       </w:r>
     </w:p>
     <w:p>
@@ -915,7 +918,7 @@
       <w:r>
         <w:rPr>
           <w:b w:val="0"/>
-          <w:color w:val="000000"/>
+          <w:color w:val="BF5700"/>
           <w:sz w:val="22"/>
         </w:rPr>
         <w:t>Ces deux derniers modes sont obligatoires pour tout salaire dont le montant est supérieur à 1500,00 euros.</w:t>
@@ -925,7 +928,7 @@
       <w:r>
         <w:rPr>
           <w:b w:val="0"/>
-          <w:color w:val="000000"/>
+          <w:color w:val="BF5700"/>
           <w:sz w:val="22"/>
         </w:rPr>
         <w:t>L'employeur qui ne satisferait pas aux obligations de périodicité encourt notamment des sanctions pénales sans étein-</w:t>
@@ -951,14 +954,14 @@
           <w:color w:val="2F5496"/>
           <w:sz w:val="24"/>
         </w:rPr>
-        <w:t>BULLETIN DE PAIE ET PREUVE DU PAIEMENT C •</w:t>
+        <w:t>C • BULLETIN DE PAIE ET PREUVE DU PAIEMENT</w:t>
       </w:r>
     </w:p>
     <w:p>
       <w:r>
         <w:rPr>
           <w:b w:val="0"/>
-          <w:color w:val="000000"/>
+          <w:color w:val="BF5700"/>
           <w:sz w:val="22"/>
         </w:rPr>
         <w:t>Le bulletin de paie est obligatoirement remis par l'employeur lors de la paie. L'inobservation régulière de cette</w:t>
@@ -968,7 +971,7 @@
       <w:r>
         <w:rPr>
           <w:b w:val="0"/>
-          <w:color w:val="000000"/>
+          <w:color w:val="BF5700"/>
           <w:sz w:val="22"/>
         </w:rPr>
         <w:t>obligation peut entraîner une amende pénale et le versement de dommages intérêts.</w:t>
@@ -978,7 +981,7 @@
       <w:r>
         <w:rPr>
           <w:b w:val="0"/>
-          <w:color w:val="000000"/>
+          <w:color w:val="BF5700"/>
           <w:sz w:val="22"/>
         </w:rPr>
         <w:t>Le bulletin de paie, si la loi ne prévoit pas de forme particulière, doit néanmoins contenir certaines mentions</w:t>
@@ -988,7 +991,7 @@
       <w:r>
         <w:rPr>
           <w:b w:val="0"/>
-          <w:color w:val="000000"/>
+          <w:color w:val="BF5700"/>
           <w:sz w:val="22"/>
         </w:rPr>
         <w:t>obligatoires. Dans un souci de simplification du bulletin de paie, le législateur autorise désormais l'employeur à</w:t>
@@ -1034,7 +1037,7 @@
           <w:color w:val="2F5496"/>
           <w:sz w:val="24"/>
         </w:rPr>
-        <w:t>LA PROTECTION DU SALAIRE IV •</w:t>
+        <w:t>IV • LA PROTECTION DU SALAIRE</w:t>
       </w:r>
     </w:p>
     <w:p>
@@ -1047,14 +1050,14 @@
           <w:color w:val="2F5496"/>
           <w:sz w:val="24"/>
         </w:rPr>
-        <w:t>LA PROTECTION CONTRE LES CRÉANCIERS DE L'ENTREPRISE A •</w:t>
+        <w:t>A • LA PROTECTION CONTRE LES CRÉANCIERS DE L'ENTREPRISE</w:t>
       </w:r>
     </w:p>
     <w:p>
       <w:r>
         <w:rPr>
           <w:b w:val="0"/>
-          <w:color w:val="000000"/>
+          <w:color w:val="BF5700"/>
           <w:sz w:val="22"/>
         </w:rPr>
         <w:t>Lorsque l'entreprise est en difficulté et qu'il est nécessaire de procéder à sa liquidation les salariés bénéficient d'un</w:t>
@@ -1064,7 +1067,7 @@
       <w:r>
         <w:rPr>
           <w:b w:val="0"/>
-          <w:color w:val="000000"/>
+          <w:color w:val="00703C"/>
           <w:sz w:val="22"/>
         </w:rPr>
         <w:t>privilège particulier garantissant le paiement de leurs créances salariales. On distingue ainsi :</w:t>
@@ -1180,7 +1183,7 @@
       <w:r>
         <w:rPr>
           <w:b w:val="0"/>
-          <w:color w:val="000000"/>
+          <w:color w:val="BF5700"/>
           <w:sz w:val="22"/>
         </w:rPr>
         <w:t>à noter enfin que le fonds de garantie des salaires (Gare par l'AGS), auquel l'employeur doit cotiser, assure le paiement</w:t>
@@ -1237,14 +1240,14 @@
           <w:color w:val="2F5496"/>
           <w:sz w:val="24"/>
         </w:rPr>
-        <w:t>LA PROTECTION CONTRE LES CRÉANCIERS DU SALARIÉ B •</w:t>
+        <w:t>B • LA PROTECTION CONTRE LES CRÉANCIERS DU SALARIÉ</w:t>
       </w:r>
     </w:p>
     <w:p>
       <w:r>
         <w:rPr>
           <w:b w:val="0"/>
-          <w:color w:val="000000"/>
+          <w:color w:val="BF5700"/>
           <w:sz w:val="22"/>
         </w:rPr>
         <w:t>La saisie sur salaire est une forme de saisie attribution. Depuis le décret du 12 février 2025, et à compter du 1erjuillet, la procédure est confié aux commissaires de justice. Le juge judiciaire n'interviendra qu'a posteriori en cas de contestation de la mesure ou de litige sur les sommes saisies. Seule une fraction des sommes qui ont le caractère de salaires est saisissable. Cette fraction est d'autant plus élevée que le salaire est important.</w:t>
